--- a/opd/lab2/Отчет.docx
+++ b/opd/lab2/Отчет.docx
@@ -1359,13 +1359,6 @@
       <w:pPr>
         <w:rPr>
           <w:rFonts w:ascii="Times New Roman" w:hAnsi="Times New Roman" w:cs="Times New Roman"/>
-        </w:rPr>
-      </w:pPr>
-    </w:p>
-    <w:p>
-      <w:pPr>
-        <w:rPr>
-          <w:rFonts w:ascii="Times New Roman" w:hAnsi="Times New Roman" w:cs="Times New Roman"/>
           <w:sz w:val="24"/>
           <w:szCs w:val="24"/>
         </w:rPr>
@@ -1625,16 +1618,7 @@
                 <w:szCs w:val="24"/>
                 <w:lang w:val="en-US"/>
               </w:rPr>
-              <w:t>+</w:t>
-            </w:r>
-            <w:r>
-              <w:rPr>
-                <w:rFonts w:ascii="Times New Roman" w:hAnsi="Times New Roman" w:cs="Times New Roman"/>
-                <w:sz w:val="24"/>
-                <w:szCs w:val="24"/>
-                <w:lang w:val="en-US"/>
-              </w:rPr>
-              <w:t>0200</w:t>
+              <w:t>+0200</w:t>
             </w:r>
           </w:p>
         </w:tc>
@@ -1810,23 +1794,7 @@
                 <w:sz w:val="24"/>
                 <w:szCs w:val="24"/>
               </w:rPr>
-              <w:t xml:space="preserve"> на аккумулятор</w:t>
-            </w:r>
-            <w:r>
-              <w:rPr>
-                <w:rFonts w:ascii="Times New Roman" w:hAnsi="Times New Roman" w:cs="Times New Roman"/>
-                <w:sz w:val="24"/>
-                <w:szCs w:val="24"/>
-              </w:rPr>
-              <w:t xml:space="preserve"> и ячейку памяти </w:t>
-            </w:r>
-            <w:r>
-              <w:rPr>
-                <w:rFonts w:ascii="Times New Roman" w:hAnsi="Times New Roman" w:cs="Times New Roman"/>
-                <w:sz w:val="24"/>
-                <w:szCs w:val="24"/>
-              </w:rPr>
-              <w:t>08</w:t>
+              <w:t xml:space="preserve"> на аккумулятор и ячейку памяти 08</w:t>
             </w:r>
             <w:r>
               <w:rPr>
@@ -1843,23 +1811,7 @@
                 <w:sz w:val="24"/>
                 <w:szCs w:val="24"/>
               </w:rPr>
-              <w:t xml:space="preserve">, в аккумуляторе </w:t>
-            </w:r>
-            <w:r>
-              <w:rPr>
-                <w:rFonts w:ascii="Times New Roman" w:hAnsi="Times New Roman" w:cs="Times New Roman"/>
-                <w:sz w:val="24"/>
-                <w:szCs w:val="24"/>
-              </w:rPr>
-              <w:t>3</w:t>
-            </w:r>
-            <w:r>
-              <w:rPr>
-                <w:rFonts w:ascii="Times New Roman" w:hAnsi="Times New Roman" w:cs="Times New Roman"/>
-                <w:sz w:val="24"/>
-                <w:szCs w:val="24"/>
-              </w:rPr>
-              <w:t>08С</w:t>
+              <w:t>, в аккумуляторе 308С</w:t>
             </w:r>
           </w:p>
         </w:tc>
@@ -1989,15 +1941,7 @@
                 <w:sz w:val="24"/>
                 <w:szCs w:val="24"/>
               </w:rPr>
-              <w:t xml:space="preserve"> на аккумулятор</w:t>
-            </w:r>
-            <w:r>
-              <w:rPr>
-                <w:rFonts w:ascii="Times New Roman" w:hAnsi="Times New Roman" w:cs="Times New Roman"/>
-                <w:sz w:val="24"/>
-                <w:szCs w:val="24"/>
-              </w:rPr>
-              <w:t xml:space="preserve"> и ячейку памяти 08С, в аккумуляторе 308</w:t>
+              <w:t xml:space="preserve"> на аккумулятор и ячейку памяти 08С, в аккумуляторе 308</w:t>
             </w:r>
             <w:r>
               <w:rPr>
@@ -2102,15 +2046,7 @@
                 <w:sz w:val="24"/>
                 <w:szCs w:val="24"/>
               </w:rPr>
-              <w:t>Записать из аккумулятора в ячейку</w:t>
-            </w:r>
-            <w:r>
-              <w:rPr>
-                <w:rFonts w:ascii="Times New Roman" w:hAnsi="Times New Roman" w:cs="Times New Roman"/>
-                <w:sz w:val="24"/>
-                <w:szCs w:val="24"/>
-              </w:rPr>
-              <w:t xml:space="preserve"> 082</w:t>
+              <w:t>Записать из аккумулятора в ячейку 082</w:t>
             </w:r>
             <w:r>
               <w:rPr>
@@ -2231,15 +2167,7 @@
                 <w:sz w:val="24"/>
                 <w:szCs w:val="24"/>
               </w:rPr>
-              <w:t xml:space="preserve">Загрузить из ячейки </w:t>
-            </w:r>
-            <w:r>
-              <w:rPr>
-                <w:rFonts w:ascii="Times New Roman" w:hAnsi="Times New Roman" w:cs="Times New Roman"/>
-                <w:sz w:val="24"/>
-                <w:szCs w:val="24"/>
-              </w:rPr>
-              <w:t>08</w:t>
+              <w:t>Загрузить из ячейки 08</w:t>
             </w:r>
             <w:r>
               <w:rPr>
@@ -2256,23 +2184,7 @@
                 <w:sz w:val="24"/>
                 <w:szCs w:val="24"/>
               </w:rPr>
-              <w:t xml:space="preserve"> </w:t>
-            </w:r>
-            <w:r>
-              <w:rPr>
-                <w:rFonts w:ascii="Times New Roman" w:hAnsi="Times New Roman" w:cs="Times New Roman"/>
-                <w:sz w:val="24"/>
-                <w:szCs w:val="24"/>
-              </w:rPr>
-              <w:t>в аккумулятор</w:t>
-            </w:r>
-            <w:r>
-              <w:rPr>
-                <w:rFonts w:ascii="Times New Roman" w:hAnsi="Times New Roman" w:cs="Times New Roman"/>
-                <w:sz w:val="24"/>
-                <w:szCs w:val="24"/>
-              </w:rPr>
-              <w:t>,</w:t>
+              <w:t xml:space="preserve"> в аккумулятор,</w:t>
             </w:r>
           </w:p>
           <w:p>
@@ -2384,47 +2296,7 @@
                 <w:sz w:val="24"/>
                 <w:szCs w:val="24"/>
               </w:rPr>
-              <w:t xml:space="preserve">Вычесть из аккумулятора </w:t>
-            </w:r>
-            <w:r>
-              <w:rPr>
-                <w:rFonts w:ascii="Times New Roman" w:hAnsi="Times New Roman" w:cs="Times New Roman"/>
-                <w:sz w:val="24"/>
-                <w:szCs w:val="24"/>
-              </w:rPr>
-              <w:t xml:space="preserve">(0200) </w:t>
-            </w:r>
-            <w:r>
-              <w:rPr>
-                <w:rFonts w:ascii="Times New Roman" w:hAnsi="Times New Roman" w:cs="Times New Roman"/>
-                <w:sz w:val="24"/>
-                <w:szCs w:val="24"/>
-              </w:rPr>
-              <w:t>ячейку памяти</w:t>
-            </w:r>
-            <w:r>
-              <w:rPr>
-                <w:rFonts w:ascii="Times New Roman" w:hAnsi="Times New Roman" w:cs="Times New Roman"/>
-                <w:sz w:val="24"/>
-                <w:szCs w:val="24"/>
-              </w:rPr>
-              <w:t xml:space="preserve"> 082</w:t>
-            </w:r>
-            <w:r>
-              <w:rPr>
-                <w:rFonts w:ascii="Times New Roman" w:hAnsi="Times New Roman" w:cs="Times New Roman"/>
-                <w:sz w:val="24"/>
-                <w:szCs w:val="24"/>
-              </w:rPr>
-              <w:t>, записать в аккумулятор</w:t>
-            </w:r>
-            <w:r>
-              <w:rPr>
-                <w:rFonts w:ascii="Times New Roman" w:hAnsi="Times New Roman" w:cs="Times New Roman"/>
-                <w:sz w:val="24"/>
-                <w:szCs w:val="24"/>
-              </w:rPr>
-              <w:t xml:space="preserve"> результат</w:t>
+              <w:t>Вычесть из аккумулятора (0200) ячейку памяти 082, записать в аккумулятор результат</w:t>
             </w:r>
             <w:r>
               <w:rPr>
@@ -2450,15 +2322,7 @@
                 <w:sz w:val="24"/>
                 <w:szCs w:val="24"/>
               </w:rPr>
-              <w:t>)</w:t>
-            </w:r>
-            <w:r>
-              <w:rPr>
-                <w:rFonts w:ascii="Times New Roman" w:hAnsi="Times New Roman" w:cs="Times New Roman"/>
-                <w:sz w:val="24"/>
-                <w:szCs w:val="24"/>
-              </w:rPr>
-              <w:t xml:space="preserve"> </w:t>
+              <w:t xml:space="preserve">) </w:t>
             </w:r>
             <w:proofErr w:type="gramStart"/>
             <w:r>
@@ -2606,15 +2470,7 @@
                 <w:sz w:val="24"/>
                 <w:szCs w:val="24"/>
               </w:rPr>
-              <w:t>Записать из аккумулятора в ячейку</w:t>
-            </w:r>
-            <w:r>
-              <w:rPr>
-                <w:rFonts w:ascii="Times New Roman" w:hAnsi="Times New Roman" w:cs="Times New Roman"/>
-                <w:sz w:val="24"/>
-                <w:szCs w:val="24"/>
-              </w:rPr>
-              <w:t xml:space="preserve"> 08</w:t>
+              <w:t>Записать из аккумулятора в ячейку 08</w:t>
             </w:r>
             <w:r>
               <w:rPr>
@@ -3175,7 +3031,7 @@
       <w:tr>
         <w:tc>
           <w:tcPr>
-            <w:tcW w:w="1571" w:type="dxa"/>
+            <w:tcW w:w="1549" w:type="dxa"/>
             <w:gridSpan w:val="2"/>
           </w:tcPr>
           <w:p>
@@ -3195,7 +3051,7 @@
         </w:tc>
         <w:tc>
           <w:tcPr>
-            <w:tcW w:w="6504" w:type="dxa"/>
+            <w:tcW w:w="6141" w:type="dxa"/>
             <w:gridSpan w:val="9"/>
           </w:tcPr>
           <w:p>
@@ -3216,7 +3072,7 @@
         </w:tc>
         <w:tc>
           <w:tcPr>
-            <w:tcW w:w="1270" w:type="dxa"/>
+            <w:tcW w:w="1655" w:type="dxa"/>
             <w:gridSpan w:val="2"/>
           </w:tcPr>
           <w:p>
@@ -3238,7 +3094,7 @@
       <w:tr>
         <w:tc>
           <w:tcPr>
-            <w:tcW w:w="812" w:type="dxa"/>
+            <w:tcW w:w="800" w:type="dxa"/>
           </w:tcPr>
           <w:p>
             <w:pPr>
@@ -3257,7 +3113,7 @@
         </w:tc>
         <w:tc>
           <w:tcPr>
-            <w:tcW w:w="759" w:type="dxa"/>
+            <w:tcW w:w="749" w:type="dxa"/>
           </w:tcPr>
           <w:p>
             <w:pPr>
@@ -3276,7 +3132,7 @@
         </w:tc>
         <w:tc>
           <w:tcPr>
-            <w:tcW w:w="608" w:type="dxa"/>
+            <w:tcW w:w="599" w:type="dxa"/>
           </w:tcPr>
           <w:p>
             <w:pPr>
@@ -3297,7 +3153,7 @@
         </w:tc>
         <w:tc>
           <w:tcPr>
-            <w:tcW w:w="759" w:type="dxa"/>
+            <w:tcW w:w="748" w:type="dxa"/>
           </w:tcPr>
           <w:p>
             <w:pPr>
@@ -3318,7 +3174,7 @@
         </w:tc>
         <w:tc>
           <w:tcPr>
-            <w:tcW w:w="608" w:type="dxa"/>
+            <w:tcW w:w="599" w:type="dxa"/>
           </w:tcPr>
           <w:p>
             <w:pPr>
@@ -3339,7 +3195,7 @@
         </w:tc>
         <w:tc>
           <w:tcPr>
-            <w:tcW w:w="721" w:type="dxa"/>
+            <w:tcW w:w="710" w:type="dxa"/>
           </w:tcPr>
           <w:p>
             <w:pPr>
@@ -3360,7 +3216,7 @@
         </w:tc>
         <w:tc>
           <w:tcPr>
-            <w:tcW w:w="557" w:type="dxa"/>
+            <w:tcW w:w="550" w:type="dxa"/>
           </w:tcPr>
           <w:p>
             <w:pPr>
@@ -3381,7 +3237,7 @@
         </w:tc>
         <w:tc>
           <w:tcPr>
-            <w:tcW w:w="721" w:type="dxa"/>
+            <w:tcW w:w="711" w:type="dxa"/>
           </w:tcPr>
           <w:p>
             <w:pPr>
@@ -3402,7 +3258,7 @@
         </w:tc>
         <w:tc>
           <w:tcPr>
-            <w:tcW w:w="721" w:type="dxa"/>
+            <w:tcW w:w="710" w:type="dxa"/>
           </w:tcPr>
           <w:p>
             <w:pPr>
@@ -3423,7 +3279,7 @@
         </w:tc>
         <w:tc>
           <w:tcPr>
-            <w:tcW w:w="557" w:type="dxa"/>
+            <w:tcW w:w="550" w:type="dxa"/>
           </w:tcPr>
           <w:p>
             <w:pPr>
@@ -3444,7 +3300,7 @@
         </w:tc>
         <w:tc>
           <w:tcPr>
-            <w:tcW w:w="1252" w:type="dxa"/>
+            <w:tcW w:w="964" w:type="dxa"/>
           </w:tcPr>
           <w:p>
             <w:pPr>
@@ -3465,7 +3321,7 @@
         </w:tc>
         <w:tc>
           <w:tcPr>
-            <w:tcW w:w="394" w:type="dxa"/>
+            <w:tcW w:w="793" w:type="dxa"/>
           </w:tcPr>
           <w:p>
             <w:pPr>
@@ -3484,7 +3340,7 @@
         </w:tc>
         <w:tc>
           <w:tcPr>
-            <w:tcW w:w="876" w:type="dxa"/>
+            <w:tcW w:w="862" w:type="dxa"/>
           </w:tcPr>
           <w:p>
             <w:pPr>
@@ -3505,7 +3361,7 @@
       <w:tr>
         <w:tc>
           <w:tcPr>
-            <w:tcW w:w="812" w:type="dxa"/>
+            <w:tcW w:w="800" w:type="dxa"/>
           </w:tcPr>
           <w:p>
             <w:pPr>
@@ -3526,7 +3382,7 @@
         </w:tc>
         <w:tc>
           <w:tcPr>
-            <w:tcW w:w="759" w:type="dxa"/>
+            <w:tcW w:w="749" w:type="dxa"/>
           </w:tcPr>
           <w:p>
             <w:pPr>
@@ -3547,7 +3403,49 @@
         </w:tc>
         <w:tc>
           <w:tcPr>
-            <w:tcW w:w="608" w:type="dxa"/>
+            <w:tcW w:w="599" w:type="dxa"/>
+          </w:tcPr>
+          <w:p>
+            <w:pPr>
+              <w:jc w:val="center"/>
+              <w:rPr>
+                <w:rFonts w:ascii="Times New Roman" w:hAnsi="Times New Roman" w:cs="Times New Roman"/>
+                <w:lang w:val="en-US"/>
+              </w:rPr>
+            </w:pPr>
+            <w:r>
+              <w:rPr>
+                <w:rFonts w:ascii="Times New Roman" w:hAnsi="Times New Roman" w:cs="Times New Roman"/>
+                <w:lang w:val="en-US"/>
+              </w:rPr>
+              <w:t>084</w:t>
+            </w:r>
+          </w:p>
+        </w:tc>
+        <w:tc>
+          <w:tcPr>
+            <w:tcW w:w="748" w:type="dxa"/>
+          </w:tcPr>
+          <w:p>
+            <w:pPr>
+              <w:jc w:val="center"/>
+              <w:rPr>
+                <w:rFonts w:ascii="Times New Roman" w:hAnsi="Times New Roman" w:cs="Times New Roman"/>
+                <w:lang w:val="en-US"/>
+              </w:rPr>
+            </w:pPr>
+            <w:r>
+              <w:rPr>
+                <w:rFonts w:ascii="Times New Roman" w:hAnsi="Times New Roman" w:cs="Times New Roman"/>
+                <w:lang w:val="en-US"/>
+              </w:rPr>
+              <w:t>0200</w:t>
+            </w:r>
+          </w:p>
+        </w:tc>
+        <w:tc>
+          <w:tcPr>
+            <w:tcW w:w="599" w:type="dxa"/>
           </w:tcPr>
           <w:p>
             <w:pPr>
@@ -3568,7 +3466,70 @@
         </w:tc>
         <w:tc>
           <w:tcPr>
-            <w:tcW w:w="759" w:type="dxa"/>
+            <w:tcW w:w="710" w:type="dxa"/>
+          </w:tcPr>
+          <w:p>
+            <w:pPr>
+              <w:jc w:val="center"/>
+              <w:rPr>
+                <w:rFonts w:ascii="Times New Roman" w:hAnsi="Times New Roman" w:cs="Times New Roman"/>
+                <w:lang w:val="en-US"/>
+              </w:rPr>
+            </w:pPr>
+            <w:r>
+              <w:rPr>
+                <w:rFonts w:ascii="Times New Roman" w:hAnsi="Times New Roman" w:cs="Times New Roman"/>
+                <w:lang w:val="en-US"/>
+              </w:rPr>
+              <w:t>0200</w:t>
+            </w:r>
+          </w:p>
+        </w:tc>
+        <w:tc>
+          <w:tcPr>
+            <w:tcW w:w="550" w:type="dxa"/>
+          </w:tcPr>
+          <w:p>
+            <w:pPr>
+              <w:jc w:val="center"/>
+              <w:rPr>
+                <w:rFonts w:ascii="Times New Roman" w:hAnsi="Times New Roman" w:cs="Times New Roman"/>
+                <w:lang w:val="en-US"/>
+              </w:rPr>
+            </w:pPr>
+            <w:r>
+              <w:rPr>
+                <w:rFonts w:ascii="Times New Roman" w:hAnsi="Times New Roman" w:cs="Times New Roman"/>
+                <w:lang w:val="en-US"/>
+              </w:rPr>
+              <w:t>000</w:t>
+            </w:r>
+          </w:p>
+        </w:tc>
+        <w:tc>
+          <w:tcPr>
+            <w:tcW w:w="711" w:type="dxa"/>
+          </w:tcPr>
+          <w:p>
+            <w:pPr>
+              <w:jc w:val="center"/>
+              <w:rPr>
+                <w:rFonts w:ascii="Times New Roman" w:hAnsi="Times New Roman" w:cs="Times New Roman"/>
+                <w:lang w:val="en-US"/>
+              </w:rPr>
+            </w:pPr>
+            <w:r>
+              <w:rPr>
+                <w:rFonts w:ascii="Times New Roman" w:hAnsi="Times New Roman" w:cs="Times New Roman"/>
+                <w:lang w:val="en-US"/>
+              </w:rPr>
+              <w:t>0083</w:t>
+            </w:r>
+          </w:p>
+        </w:tc>
+        <w:tc>
+          <w:tcPr>
+            <w:tcW w:w="710" w:type="dxa"/>
           </w:tcPr>
           <w:p>
             <w:pPr>
@@ -3589,112 +3550,7 @@
         </w:tc>
         <w:tc>
           <w:tcPr>
-            <w:tcW w:w="608" w:type="dxa"/>
-          </w:tcPr>
-          <w:p>
-            <w:pPr>
-              <w:jc w:val="center"/>
-              <w:rPr>
-                <w:rFonts w:ascii="Times New Roman" w:hAnsi="Times New Roman" w:cs="Times New Roman"/>
-                <w:lang w:val="en-US"/>
-              </w:rPr>
-            </w:pPr>
-            <w:r>
-              <w:rPr>
-                <w:rFonts w:ascii="Times New Roman" w:hAnsi="Times New Roman" w:cs="Times New Roman"/>
-                <w:lang w:val="en-US"/>
-              </w:rPr>
-              <w:t>000</w:t>
-            </w:r>
-          </w:p>
-        </w:tc>
-        <w:tc>
-          <w:tcPr>
-            <w:tcW w:w="721" w:type="dxa"/>
-          </w:tcPr>
-          <w:p>
-            <w:pPr>
-              <w:jc w:val="center"/>
-              <w:rPr>
-                <w:rFonts w:ascii="Times New Roman" w:hAnsi="Times New Roman" w:cs="Times New Roman"/>
-                <w:lang w:val="en-US"/>
-              </w:rPr>
-            </w:pPr>
-            <w:r>
-              <w:rPr>
-                <w:rFonts w:ascii="Times New Roman" w:hAnsi="Times New Roman" w:cs="Times New Roman"/>
-                <w:lang w:val="en-US"/>
-              </w:rPr>
-              <w:t>0000</w:t>
-            </w:r>
-          </w:p>
-        </w:tc>
-        <w:tc>
-          <w:tcPr>
-            <w:tcW w:w="557" w:type="dxa"/>
-          </w:tcPr>
-          <w:p>
-            <w:pPr>
-              <w:jc w:val="center"/>
-              <w:rPr>
-                <w:rFonts w:ascii="Times New Roman" w:hAnsi="Times New Roman" w:cs="Times New Roman"/>
-                <w:lang w:val="en-US"/>
-              </w:rPr>
-            </w:pPr>
-            <w:r>
-              <w:rPr>
-                <w:rFonts w:ascii="Times New Roman" w:hAnsi="Times New Roman" w:cs="Times New Roman"/>
-                <w:lang w:val="en-US"/>
-              </w:rPr>
-              <w:t>000</w:t>
-            </w:r>
-          </w:p>
-        </w:tc>
-        <w:tc>
-          <w:tcPr>
-            <w:tcW w:w="721" w:type="dxa"/>
-          </w:tcPr>
-          <w:p>
-            <w:pPr>
-              <w:jc w:val="center"/>
-              <w:rPr>
-                <w:rFonts w:ascii="Times New Roman" w:hAnsi="Times New Roman" w:cs="Times New Roman"/>
-                <w:lang w:val="en-US"/>
-              </w:rPr>
-            </w:pPr>
-            <w:r>
-              <w:rPr>
-                <w:rFonts w:ascii="Times New Roman" w:hAnsi="Times New Roman" w:cs="Times New Roman"/>
-                <w:lang w:val="en-US"/>
-              </w:rPr>
-              <w:t>0000</w:t>
-            </w:r>
-          </w:p>
-        </w:tc>
-        <w:tc>
-          <w:tcPr>
-            <w:tcW w:w="721" w:type="dxa"/>
-          </w:tcPr>
-          <w:p>
-            <w:pPr>
-              <w:jc w:val="center"/>
-              <w:rPr>
-                <w:rFonts w:ascii="Times New Roman" w:hAnsi="Times New Roman" w:cs="Times New Roman"/>
-                <w:lang w:val="en-US"/>
-              </w:rPr>
-            </w:pPr>
-            <w:r>
-              <w:rPr>
-                <w:rFonts w:ascii="Times New Roman" w:hAnsi="Times New Roman" w:cs="Times New Roman"/>
-                <w:lang w:val="en-US"/>
-              </w:rPr>
-              <w:t>0000</w:t>
-            </w:r>
-          </w:p>
-        </w:tc>
-        <w:tc>
-          <w:tcPr>
-            <w:tcW w:w="557" w:type="dxa"/>
+            <w:tcW w:w="550" w:type="dxa"/>
           </w:tcPr>
           <w:p>
             <w:pPr>
@@ -3715,7 +3571,7 @@
         </w:tc>
         <w:tc>
           <w:tcPr>
-            <w:tcW w:w="1252" w:type="dxa"/>
+            <w:tcW w:w="964" w:type="dxa"/>
           </w:tcPr>
           <w:p>
             <w:pPr>
@@ -3736,20 +3592,20 @@
         </w:tc>
         <w:tc>
           <w:tcPr>
-            <w:tcW w:w="394" w:type="dxa"/>
-          </w:tcPr>
-          <w:p>
-            <w:pPr>
-              <w:jc w:val="center"/>
-              <w:rPr>
-                <w:rFonts w:ascii="Times New Roman" w:hAnsi="Times New Roman" w:cs="Times New Roman"/>
-              </w:rPr>
-            </w:pPr>
-          </w:p>
-        </w:tc>
-        <w:tc>
-          <w:tcPr>
-            <w:tcW w:w="876" w:type="dxa"/>
+            <w:tcW w:w="793" w:type="dxa"/>
+          </w:tcPr>
+          <w:p>
+            <w:pPr>
+              <w:jc w:val="center"/>
+              <w:rPr>
+                <w:rFonts w:ascii="Times New Roman" w:hAnsi="Times New Roman" w:cs="Times New Roman"/>
+              </w:rPr>
+            </w:pPr>
+          </w:p>
+        </w:tc>
+        <w:tc>
+          <w:tcPr>
+            <w:tcW w:w="862" w:type="dxa"/>
           </w:tcPr>
           <w:p>
             <w:pPr>
@@ -3764,49 +3620,7 @@
       <w:tr>
         <w:tc>
           <w:tcPr>
-            <w:tcW w:w="812" w:type="dxa"/>
-          </w:tcPr>
-          <w:p>
-            <w:pPr>
-              <w:jc w:val="center"/>
-              <w:rPr>
-                <w:rFonts w:ascii="Times New Roman" w:hAnsi="Times New Roman" w:cs="Times New Roman"/>
-                <w:lang w:val="en-US"/>
-              </w:rPr>
-            </w:pPr>
-            <w:r>
-              <w:rPr>
-                <w:rFonts w:ascii="Times New Roman" w:hAnsi="Times New Roman" w:cs="Times New Roman"/>
-                <w:lang w:val="en-US"/>
-              </w:rPr>
-              <w:t>083</w:t>
-            </w:r>
-          </w:p>
-        </w:tc>
-        <w:tc>
-          <w:tcPr>
-            <w:tcW w:w="759" w:type="dxa"/>
-          </w:tcPr>
-          <w:p>
-            <w:pPr>
-              <w:jc w:val="center"/>
-              <w:rPr>
-                <w:rFonts w:ascii="Times New Roman" w:hAnsi="Times New Roman" w:cs="Times New Roman"/>
-                <w:lang w:val="en-US"/>
-              </w:rPr>
-            </w:pPr>
-            <w:r>
-              <w:rPr>
-                <w:rFonts w:ascii="Times New Roman" w:hAnsi="Times New Roman" w:cs="Times New Roman"/>
-                <w:lang w:val="en-US"/>
-              </w:rPr>
-              <w:t>0200</w:t>
-            </w:r>
-          </w:p>
-        </w:tc>
-        <w:tc>
-          <w:tcPr>
-            <w:tcW w:w="608" w:type="dxa"/>
+            <w:tcW w:w="800" w:type="dxa"/>
           </w:tcPr>
           <w:p>
             <w:pPr>
@@ -3827,70 +3641,119 @@
         </w:tc>
         <w:tc>
           <w:tcPr>
-            <w:tcW w:w="759" w:type="dxa"/>
-          </w:tcPr>
-          <w:p>
-            <w:pPr>
-              <w:jc w:val="center"/>
-              <w:rPr>
-                <w:rFonts w:ascii="Times New Roman" w:hAnsi="Times New Roman" w:cs="Times New Roman"/>
-                <w:lang w:val="en-US"/>
-              </w:rPr>
-            </w:pPr>
-            <w:r>
-              <w:rPr>
-                <w:rFonts w:ascii="Times New Roman" w:hAnsi="Times New Roman" w:cs="Times New Roman"/>
-                <w:lang w:val="en-US"/>
-              </w:rPr>
-              <w:t>0200</w:t>
-            </w:r>
-          </w:p>
-        </w:tc>
-        <w:tc>
-          <w:tcPr>
-            <w:tcW w:w="608" w:type="dxa"/>
-          </w:tcPr>
-          <w:p>
-            <w:pPr>
-              <w:jc w:val="center"/>
-              <w:rPr>
-                <w:rFonts w:ascii="Times New Roman" w:hAnsi="Times New Roman" w:cs="Times New Roman"/>
-                <w:lang w:val="en-US"/>
-              </w:rPr>
-            </w:pPr>
-            <w:r>
-              <w:rPr>
-                <w:rFonts w:ascii="Times New Roman" w:hAnsi="Times New Roman" w:cs="Times New Roman"/>
-                <w:lang w:val="en-US"/>
-              </w:rPr>
-              <w:t>083</w:t>
-            </w:r>
-          </w:p>
-        </w:tc>
-        <w:tc>
-          <w:tcPr>
-            <w:tcW w:w="721" w:type="dxa"/>
-          </w:tcPr>
-          <w:p>
-            <w:pPr>
-              <w:jc w:val="center"/>
-              <w:rPr>
-                <w:rFonts w:ascii="Times New Roman" w:hAnsi="Times New Roman" w:cs="Times New Roman"/>
-                <w:lang w:val="en-US"/>
-              </w:rPr>
-            </w:pPr>
-            <w:r>
-              <w:rPr>
-                <w:rFonts w:ascii="Times New Roman" w:hAnsi="Times New Roman" w:cs="Times New Roman"/>
-                <w:lang w:val="en-US"/>
-              </w:rPr>
-              <w:t>0200</w:t>
-            </w:r>
-          </w:p>
-        </w:tc>
-        <w:tc>
-          <w:tcPr>
-            <w:tcW w:w="557" w:type="dxa"/>
+            <w:tcW w:w="749" w:type="dxa"/>
+          </w:tcPr>
+          <w:p>
+            <w:pPr>
+              <w:jc w:val="center"/>
+              <w:rPr>
+                <w:rFonts w:ascii="Times New Roman" w:hAnsi="Times New Roman" w:cs="Times New Roman"/>
+                <w:lang w:val="en-US"/>
+              </w:rPr>
+            </w:pPr>
+            <w:r>
+              <w:rPr>
+                <w:rFonts w:ascii="Times New Roman" w:hAnsi="Times New Roman" w:cs="Times New Roman"/>
+                <w:lang w:val="en-US"/>
+              </w:rPr>
+              <w:t>308D</w:t>
+            </w:r>
+          </w:p>
+        </w:tc>
+        <w:tc>
+          <w:tcPr>
+            <w:tcW w:w="599" w:type="dxa"/>
+          </w:tcPr>
+          <w:p>
+            <w:pPr>
+              <w:jc w:val="center"/>
+              <w:rPr>
+                <w:rFonts w:ascii="Times New Roman" w:hAnsi="Times New Roman" w:cs="Times New Roman"/>
+                <w:lang w:val="en-US"/>
+              </w:rPr>
+            </w:pPr>
+            <w:r>
+              <w:rPr>
+                <w:rFonts w:ascii="Times New Roman" w:hAnsi="Times New Roman" w:cs="Times New Roman"/>
+                <w:lang w:val="en-US"/>
+              </w:rPr>
+              <w:t>085</w:t>
+            </w:r>
+          </w:p>
+        </w:tc>
+        <w:tc>
+          <w:tcPr>
+            <w:tcW w:w="748" w:type="dxa"/>
+          </w:tcPr>
+          <w:p>
+            <w:pPr>
+              <w:jc w:val="center"/>
+              <w:rPr>
+                <w:rFonts w:ascii="Times New Roman" w:hAnsi="Times New Roman" w:cs="Times New Roman"/>
+                <w:lang w:val="en-US"/>
+              </w:rPr>
+            </w:pPr>
+            <w:r>
+              <w:rPr>
+                <w:rFonts w:ascii="Times New Roman" w:hAnsi="Times New Roman" w:cs="Times New Roman"/>
+                <w:lang w:val="en-US"/>
+              </w:rPr>
+              <w:t>308D</w:t>
+            </w:r>
+          </w:p>
+        </w:tc>
+        <w:tc>
+          <w:tcPr>
+            <w:tcW w:w="599" w:type="dxa"/>
+          </w:tcPr>
+          <w:p>
+            <w:pPr>
+              <w:jc w:val="center"/>
+              <w:rPr>
+                <w:rFonts w:ascii="Times New Roman" w:hAnsi="Times New Roman" w:cs="Times New Roman"/>
+                <w:lang w:val="en-US"/>
+              </w:rPr>
+            </w:pPr>
+            <w:r>
+              <w:rPr>
+                <w:rFonts w:ascii="Times New Roman" w:hAnsi="Times New Roman" w:cs="Times New Roman"/>
+                <w:lang w:val="en-US"/>
+              </w:rPr>
+              <w:t>08D</w:t>
+            </w:r>
+          </w:p>
+        </w:tc>
+        <w:tc>
+          <w:tcPr>
+            <w:tcW w:w="710" w:type="dxa"/>
+          </w:tcPr>
+          <w:p>
+            <w:pPr>
+              <w:jc w:val="center"/>
+              <w:rPr>
+                <w:rFonts w:ascii="Times New Roman" w:hAnsi="Times New Roman" w:cs="Times New Roman"/>
+                <w:lang w:val="en-US"/>
+              </w:rPr>
+            </w:pPr>
+            <w:r>
+              <w:rPr>
+                <w:rFonts w:ascii="Times New Roman" w:hAnsi="Times New Roman" w:cs="Times New Roman"/>
+                <w:lang w:val="en-US"/>
+              </w:rPr>
+              <w:t>308</w:t>
+            </w:r>
+            <w:r>
+              <w:rPr>
+                <w:rFonts w:ascii="Times New Roman" w:hAnsi="Times New Roman" w:cs="Times New Roman"/>
+                <w:lang w:val="en-US"/>
+              </w:rPr>
+              <w:t>D</w:t>
+            </w:r>
+          </w:p>
+        </w:tc>
+        <w:tc>
+          <w:tcPr>
+            <w:tcW w:w="550" w:type="dxa"/>
           </w:tcPr>
           <w:p>
             <w:pPr>
@@ -3911,28 +3774,70 @@
         </w:tc>
         <w:tc>
           <w:tcPr>
-            <w:tcW w:w="721" w:type="dxa"/>
-          </w:tcPr>
-          <w:p>
-            <w:pPr>
-              <w:jc w:val="center"/>
-              <w:rPr>
-                <w:rFonts w:ascii="Times New Roman" w:hAnsi="Times New Roman" w:cs="Times New Roman"/>
-                <w:lang w:val="en-US"/>
-              </w:rPr>
-            </w:pPr>
-            <w:r>
-              <w:rPr>
-                <w:rFonts w:ascii="Times New Roman" w:hAnsi="Times New Roman" w:cs="Times New Roman"/>
-                <w:lang w:val="en-US"/>
-              </w:rPr>
-              <w:t>0083</w:t>
-            </w:r>
-          </w:p>
-        </w:tc>
-        <w:tc>
-          <w:tcPr>
-            <w:tcW w:w="721" w:type="dxa"/>
+            <w:tcW w:w="711" w:type="dxa"/>
+          </w:tcPr>
+          <w:p>
+            <w:pPr>
+              <w:jc w:val="center"/>
+              <w:rPr>
+                <w:rFonts w:ascii="Times New Roman" w:hAnsi="Times New Roman" w:cs="Times New Roman"/>
+                <w:lang w:val="en-US"/>
+              </w:rPr>
+            </w:pPr>
+            <w:r>
+              <w:rPr>
+                <w:rFonts w:ascii="Times New Roman" w:hAnsi="Times New Roman" w:cs="Times New Roman"/>
+                <w:lang w:val="en-US"/>
+              </w:rPr>
+              <w:t>CF73</w:t>
+            </w:r>
+          </w:p>
+        </w:tc>
+        <w:tc>
+          <w:tcPr>
+            <w:tcW w:w="710" w:type="dxa"/>
+          </w:tcPr>
+          <w:p>
+            <w:pPr>
+              <w:jc w:val="center"/>
+              <w:rPr>
+                <w:rFonts w:ascii="Times New Roman" w:hAnsi="Times New Roman" w:cs="Times New Roman"/>
+                <w:lang w:val="en-US"/>
+              </w:rPr>
+            </w:pPr>
+            <w:r>
+              <w:rPr>
+                <w:rFonts w:ascii="Times New Roman" w:hAnsi="Times New Roman" w:cs="Times New Roman"/>
+                <w:lang w:val="en-US"/>
+              </w:rPr>
+              <w:t>308C</w:t>
+            </w:r>
+          </w:p>
+        </w:tc>
+        <w:tc>
+          <w:tcPr>
+            <w:tcW w:w="550" w:type="dxa"/>
+          </w:tcPr>
+          <w:p>
+            <w:pPr>
+              <w:jc w:val="center"/>
+              <w:rPr>
+                <w:rFonts w:ascii="Times New Roman" w:hAnsi="Times New Roman" w:cs="Times New Roman"/>
+                <w:lang w:val="en-US"/>
+              </w:rPr>
+            </w:pPr>
+            <w:r>
+              <w:rPr>
+                <w:rFonts w:ascii="Times New Roman" w:hAnsi="Times New Roman" w:cs="Times New Roman"/>
+                <w:lang w:val="en-US"/>
+              </w:rPr>
+              <w:t>000</w:t>
+            </w:r>
+          </w:p>
+        </w:tc>
+        <w:tc>
+          <w:tcPr>
+            <w:tcW w:w="964" w:type="dxa"/>
           </w:tcPr>
           <w:p>
             <w:pPr>
@@ -3953,62 +3858,20 @@
         </w:tc>
         <w:tc>
           <w:tcPr>
-            <w:tcW w:w="557" w:type="dxa"/>
-          </w:tcPr>
-          <w:p>
-            <w:pPr>
-              <w:jc w:val="center"/>
-              <w:rPr>
-                <w:rFonts w:ascii="Times New Roman" w:hAnsi="Times New Roman" w:cs="Times New Roman"/>
-                <w:lang w:val="en-US"/>
-              </w:rPr>
-            </w:pPr>
-            <w:r>
-              <w:rPr>
-                <w:rFonts w:ascii="Times New Roman" w:hAnsi="Times New Roman" w:cs="Times New Roman"/>
-                <w:lang w:val="en-US"/>
-              </w:rPr>
-              <w:t>004</w:t>
-            </w:r>
-          </w:p>
-        </w:tc>
-        <w:tc>
-          <w:tcPr>
-            <w:tcW w:w="1252" w:type="dxa"/>
-          </w:tcPr>
-          <w:p>
-            <w:pPr>
-              <w:jc w:val="center"/>
-              <w:rPr>
-                <w:rFonts w:ascii="Times New Roman" w:hAnsi="Times New Roman" w:cs="Times New Roman"/>
-                <w:lang w:val="en-US"/>
-              </w:rPr>
-            </w:pPr>
-            <w:r>
-              <w:rPr>
-                <w:rFonts w:ascii="Times New Roman" w:hAnsi="Times New Roman" w:cs="Times New Roman"/>
-                <w:lang w:val="en-US"/>
-              </w:rPr>
-              <w:t>0100</w:t>
-            </w:r>
-          </w:p>
-        </w:tc>
-        <w:tc>
-          <w:tcPr>
-            <w:tcW w:w="394" w:type="dxa"/>
-          </w:tcPr>
-          <w:p>
-            <w:pPr>
-              <w:jc w:val="center"/>
-              <w:rPr>
-                <w:rFonts w:ascii="Times New Roman" w:hAnsi="Times New Roman" w:cs="Times New Roman"/>
-              </w:rPr>
-            </w:pPr>
-          </w:p>
-        </w:tc>
-        <w:tc>
-          <w:tcPr>
-            <w:tcW w:w="876" w:type="dxa"/>
+            <w:tcW w:w="793" w:type="dxa"/>
+          </w:tcPr>
+          <w:p>
+            <w:pPr>
+              <w:jc w:val="center"/>
+              <w:rPr>
+                <w:rFonts w:ascii="Times New Roman" w:hAnsi="Times New Roman" w:cs="Times New Roman"/>
+              </w:rPr>
+            </w:pPr>
+          </w:p>
+        </w:tc>
+        <w:tc>
+          <w:tcPr>
+            <w:tcW w:w="862" w:type="dxa"/>
           </w:tcPr>
           <w:p>
             <w:pPr>
@@ -4023,28 +3886,182 @@
       <w:tr>
         <w:tc>
           <w:tcPr>
-            <w:tcW w:w="812" w:type="dxa"/>
-          </w:tcPr>
-          <w:p>
-            <w:pPr>
-              <w:jc w:val="center"/>
-              <w:rPr>
-                <w:rFonts w:ascii="Times New Roman" w:hAnsi="Times New Roman" w:cs="Times New Roman"/>
-                <w:lang w:val="en-US"/>
-              </w:rPr>
-            </w:pPr>
-            <w:r>
-              <w:rPr>
-                <w:rFonts w:ascii="Times New Roman" w:hAnsi="Times New Roman" w:cs="Times New Roman"/>
-                <w:lang w:val="en-US"/>
-              </w:rPr>
-              <w:t>084</w:t>
-            </w:r>
-          </w:p>
-        </w:tc>
-        <w:tc>
-          <w:tcPr>
-            <w:tcW w:w="759" w:type="dxa"/>
+            <w:tcW w:w="800" w:type="dxa"/>
+          </w:tcPr>
+          <w:p>
+            <w:pPr>
+              <w:jc w:val="center"/>
+              <w:rPr>
+                <w:rFonts w:ascii="Times New Roman" w:hAnsi="Times New Roman" w:cs="Times New Roman"/>
+                <w:lang w:val="en-US"/>
+              </w:rPr>
+            </w:pPr>
+            <w:r>
+              <w:rPr>
+                <w:rFonts w:ascii="Times New Roman" w:hAnsi="Times New Roman" w:cs="Times New Roman"/>
+                <w:lang w:val="en-US"/>
+              </w:rPr>
+              <w:t>085</w:t>
+            </w:r>
+          </w:p>
+        </w:tc>
+        <w:tc>
+          <w:tcPr>
+            <w:tcW w:w="749" w:type="dxa"/>
+          </w:tcPr>
+          <w:p>
+            <w:pPr>
+              <w:jc w:val="center"/>
+              <w:rPr>
+                <w:rFonts w:ascii="Times New Roman" w:hAnsi="Times New Roman" w:cs="Times New Roman"/>
+                <w:lang w:val="en-US"/>
+              </w:rPr>
+            </w:pPr>
+            <w:r>
+              <w:rPr>
+                <w:rFonts w:ascii="Times New Roman" w:hAnsi="Times New Roman" w:cs="Times New Roman"/>
+                <w:lang w:val="en-US"/>
+              </w:rPr>
+              <w:t>308C</w:t>
+            </w:r>
+          </w:p>
+        </w:tc>
+        <w:tc>
+          <w:tcPr>
+            <w:tcW w:w="599" w:type="dxa"/>
+          </w:tcPr>
+          <w:p>
+            <w:pPr>
+              <w:jc w:val="center"/>
+              <w:rPr>
+                <w:rFonts w:ascii="Times New Roman" w:hAnsi="Times New Roman" w:cs="Times New Roman"/>
+                <w:lang w:val="en-US"/>
+              </w:rPr>
+            </w:pPr>
+            <w:r>
+              <w:rPr>
+                <w:rFonts w:ascii="Times New Roman" w:hAnsi="Times New Roman" w:cs="Times New Roman"/>
+                <w:lang w:val="en-US"/>
+              </w:rPr>
+              <w:t>086</w:t>
+            </w:r>
+          </w:p>
+        </w:tc>
+        <w:tc>
+          <w:tcPr>
+            <w:tcW w:w="748" w:type="dxa"/>
+          </w:tcPr>
+          <w:p>
+            <w:pPr>
+              <w:jc w:val="center"/>
+              <w:rPr>
+                <w:rFonts w:ascii="Times New Roman" w:hAnsi="Times New Roman" w:cs="Times New Roman"/>
+                <w:lang w:val="en-US"/>
+              </w:rPr>
+            </w:pPr>
+            <w:r>
+              <w:rPr>
+                <w:rFonts w:ascii="Times New Roman" w:hAnsi="Times New Roman" w:cs="Times New Roman"/>
+                <w:lang w:val="en-US"/>
+              </w:rPr>
+              <w:t>308C</w:t>
+            </w:r>
+          </w:p>
+        </w:tc>
+        <w:tc>
+          <w:tcPr>
+            <w:tcW w:w="599" w:type="dxa"/>
+          </w:tcPr>
+          <w:p>
+            <w:pPr>
+              <w:jc w:val="center"/>
+              <w:rPr>
+                <w:rFonts w:ascii="Times New Roman" w:hAnsi="Times New Roman" w:cs="Times New Roman"/>
+                <w:lang w:val="en-US"/>
+              </w:rPr>
+            </w:pPr>
+            <w:r>
+              <w:rPr>
+                <w:rFonts w:ascii="Times New Roman" w:hAnsi="Times New Roman" w:cs="Times New Roman"/>
+                <w:lang w:val="en-US"/>
+              </w:rPr>
+              <w:t>08C</w:t>
+            </w:r>
+          </w:p>
+        </w:tc>
+        <w:tc>
+          <w:tcPr>
+            <w:tcW w:w="710" w:type="dxa"/>
+          </w:tcPr>
+          <w:p>
+            <w:pPr>
+              <w:jc w:val="center"/>
+              <w:rPr>
+                <w:rFonts w:ascii="Times New Roman" w:hAnsi="Times New Roman" w:cs="Times New Roman"/>
+                <w:lang w:val="en-US"/>
+              </w:rPr>
+            </w:pPr>
+            <w:r>
+              <w:rPr>
+                <w:rFonts w:ascii="Times New Roman" w:hAnsi="Times New Roman" w:cs="Times New Roman"/>
+                <w:lang w:val="en-US"/>
+              </w:rPr>
+              <w:t>308</w:t>
+            </w:r>
+            <w:r>
+              <w:rPr>
+                <w:rFonts w:ascii="Times New Roman" w:hAnsi="Times New Roman" w:cs="Times New Roman"/>
+                <w:lang w:val="en-US"/>
+              </w:rPr>
+              <w:t>C</w:t>
+            </w:r>
+          </w:p>
+        </w:tc>
+        <w:tc>
+          <w:tcPr>
+            <w:tcW w:w="550" w:type="dxa"/>
+          </w:tcPr>
+          <w:p>
+            <w:pPr>
+              <w:jc w:val="center"/>
+              <w:rPr>
+                <w:rFonts w:ascii="Times New Roman" w:hAnsi="Times New Roman" w:cs="Times New Roman"/>
+                <w:lang w:val="en-US"/>
+              </w:rPr>
+            </w:pPr>
+            <w:r>
+              <w:rPr>
+                <w:rFonts w:ascii="Times New Roman" w:hAnsi="Times New Roman" w:cs="Times New Roman"/>
+                <w:lang w:val="en-US"/>
+              </w:rPr>
+              <w:t>000</w:t>
+            </w:r>
+          </w:p>
+        </w:tc>
+        <w:tc>
+          <w:tcPr>
+            <w:tcW w:w="711" w:type="dxa"/>
+          </w:tcPr>
+          <w:p>
+            <w:pPr>
+              <w:jc w:val="center"/>
+              <w:rPr>
+                <w:rFonts w:ascii="Times New Roman" w:hAnsi="Times New Roman" w:cs="Times New Roman"/>
+                <w:lang w:val="en-US"/>
+              </w:rPr>
+            </w:pPr>
+            <w:r>
+              <w:rPr>
+                <w:rFonts w:ascii="Times New Roman" w:hAnsi="Times New Roman" w:cs="Times New Roman"/>
+                <w:lang w:val="en-US"/>
+              </w:rPr>
+              <w:t>CF72</w:t>
+            </w:r>
+          </w:p>
+        </w:tc>
+        <w:tc>
+          <w:tcPr>
+            <w:tcW w:w="710" w:type="dxa"/>
           </w:tcPr>
           <w:p>
             <w:pPr>
@@ -4065,98 +4082,7 @@
         </w:tc>
         <w:tc>
           <w:tcPr>
-            <w:tcW w:w="608" w:type="dxa"/>
-          </w:tcPr>
-          <w:p>
-            <w:pPr>
-              <w:jc w:val="center"/>
-              <w:rPr>
-                <w:rFonts w:ascii="Times New Roman" w:hAnsi="Times New Roman" w:cs="Times New Roman"/>
-                <w:lang w:val="en-US"/>
-              </w:rPr>
-            </w:pPr>
-            <w:r>
-              <w:rPr>
-                <w:rFonts w:ascii="Times New Roman" w:hAnsi="Times New Roman" w:cs="Times New Roman"/>
-                <w:lang w:val="en-US"/>
-              </w:rPr>
-              <w:t>085</w:t>
-            </w:r>
-          </w:p>
-        </w:tc>
-        <w:tc>
-          <w:tcPr>
-            <w:tcW w:w="759" w:type="dxa"/>
-          </w:tcPr>
-          <w:p>
-            <w:pPr>
-              <w:jc w:val="center"/>
-              <w:rPr>
-                <w:rFonts w:ascii="Times New Roman" w:hAnsi="Times New Roman" w:cs="Times New Roman"/>
-                <w:lang w:val="en-US"/>
-              </w:rPr>
-            </w:pPr>
-            <w:r>
-              <w:rPr>
-                <w:rFonts w:ascii="Times New Roman" w:hAnsi="Times New Roman" w:cs="Times New Roman"/>
-                <w:lang w:val="en-US"/>
-              </w:rPr>
-              <w:t>308D</w:t>
-            </w:r>
-          </w:p>
-        </w:tc>
-        <w:tc>
-          <w:tcPr>
-            <w:tcW w:w="608" w:type="dxa"/>
-          </w:tcPr>
-          <w:p>
-            <w:pPr>
-              <w:jc w:val="center"/>
-              <w:rPr>
-                <w:rFonts w:ascii="Times New Roman" w:hAnsi="Times New Roman" w:cs="Times New Roman"/>
-                <w:lang w:val="en-US"/>
-              </w:rPr>
-            </w:pPr>
-            <w:r>
-              <w:rPr>
-                <w:rFonts w:ascii="Times New Roman" w:hAnsi="Times New Roman" w:cs="Times New Roman"/>
-                <w:lang w:val="en-US"/>
-              </w:rPr>
-              <w:t>08D</w:t>
-            </w:r>
-          </w:p>
-        </w:tc>
-        <w:tc>
-          <w:tcPr>
-            <w:tcW w:w="721" w:type="dxa"/>
-          </w:tcPr>
-          <w:p>
-            <w:pPr>
-              <w:jc w:val="center"/>
-              <w:rPr>
-                <w:rFonts w:ascii="Times New Roman" w:hAnsi="Times New Roman" w:cs="Times New Roman"/>
-                <w:lang w:val="en-US"/>
-              </w:rPr>
-            </w:pPr>
-            <w:r>
-              <w:rPr>
-                <w:rFonts w:ascii="Times New Roman" w:hAnsi="Times New Roman" w:cs="Times New Roman"/>
-                <w:lang w:val="en-US"/>
-              </w:rPr>
-              <w:t>308</w:t>
-            </w:r>
-            <w:r>
-              <w:rPr>
-                <w:rFonts w:ascii="Times New Roman" w:hAnsi="Times New Roman" w:cs="Times New Roman"/>
-                <w:lang w:val="en-US"/>
-              </w:rPr>
-              <w:t>D</w:t>
-            </w:r>
-          </w:p>
-        </w:tc>
-        <w:tc>
-          <w:tcPr>
-            <w:tcW w:w="557" w:type="dxa"/>
+            <w:tcW w:w="550" w:type="dxa"/>
           </w:tcPr>
           <w:p>
             <w:pPr>
@@ -4177,70 +4103,7 @@
         </w:tc>
         <w:tc>
           <w:tcPr>
-            <w:tcW w:w="721" w:type="dxa"/>
-          </w:tcPr>
-          <w:p>
-            <w:pPr>
-              <w:jc w:val="center"/>
-              <w:rPr>
-                <w:rFonts w:ascii="Times New Roman" w:hAnsi="Times New Roman" w:cs="Times New Roman"/>
-                <w:lang w:val="en-US"/>
-              </w:rPr>
-            </w:pPr>
-            <w:r>
-              <w:rPr>
-                <w:rFonts w:ascii="Times New Roman" w:hAnsi="Times New Roman" w:cs="Times New Roman"/>
-                <w:lang w:val="en-US"/>
-              </w:rPr>
-              <w:t>CF73</w:t>
-            </w:r>
-          </w:p>
-        </w:tc>
-        <w:tc>
-          <w:tcPr>
-            <w:tcW w:w="721" w:type="dxa"/>
-          </w:tcPr>
-          <w:p>
-            <w:pPr>
-              <w:jc w:val="center"/>
-              <w:rPr>
-                <w:rFonts w:ascii="Times New Roman" w:hAnsi="Times New Roman" w:cs="Times New Roman"/>
-                <w:lang w:val="en-US"/>
-              </w:rPr>
-            </w:pPr>
-            <w:r>
-              <w:rPr>
-                <w:rFonts w:ascii="Times New Roman" w:hAnsi="Times New Roman" w:cs="Times New Roman"/>
-                <w:lang w:val="en-US"/>
-              </w:rPr>
-              <w:t>308C</w:t>
-            </w:r>
-          </w:p>
-        </w:tc>
-        <w:tc>
-          <w:tcPr>
-            <w:tcW w:w="557" w:type="dxa"/>
-          </w:tcPr>
-          <w:p>
-            <w:pPr>
-              <w:jc w:val="center"/>
-              <w:rPr>
-                <w:rFonts w:ascii="Times New Roman" w:hAnsi="Times New Roman" w:cs="Times New Roman"/>
-                <w:lang w:val="en-US"/>
-              </w:rPr>
-            </w:pPr>
-            <w:r>
-              <w:rPr>
-                <w:rFonts w:ascii="Times New Roman" w:hAnsi="Times New Roman" w:cs="Times New Roman"/>
-                <w:lang w:val="en-US"/>
-              </w:rPr>
-              <w:t>000</w:t>
-            </w:r>
-          </w:p>
-        </w:tc>
-        <w:tc>
-          <w:tcPr>
-            <w:tcW w:w="1252" w:type="dxa"/>
+            <w:tcW w:w="964" w:type="dxa"/>
           </w:tcPr>
           <w:p>
             <w:pPr>
@@ -4261,20 +4124,20 @@
         </w:tc>
         <w:tc>
           <w:tcPr>
-            <w:tcW w:w="394" w:type="dxa"/>
-          </w:tcPr>
-          <w:p>
-            <w:pPr>
-              <w:jc w:val="center"/>
-              <w:rPr>
-                <w:rFonts w:ascii="Times New Roman" w:hAnsi="Times New Roman" w:cs="Times New Roman"/>
-              </w:rPr>
-            </w:pPr>
-          </w:p>
-        </w:tc>
-        <w:tc>
-          <w:tcPr>
-            <w:tcW w:w="876" w:type="dxa"/>
+            <w:tcW w:w="793" w:type="dxa"/>
+          </w:tcPr>
+          <w:p>
+            <w:pPr>
+              <w:jc w:val="center"/>
+              <w:rPr>
+                <w:rFonts w:ascii="Times New Roman" w:hAnsi="Times New Roman" w:cs="Times New Roman"/>
+              </w:rPr>
+            </w:pPr>
+          </w:p>
+        </w:tc>
+        <w:tc>
+          <w:tcPr>
+            <w:tcW w:w="862" w:type="dxa"/>
           </w:tcPr>
           <w:p>
             <w:pPr>
@@ -4289,49 +4152,7 @@
       <w:tr>
         <w:tc>
           <w:tcPr>
-            <w:tcW w:w="812" w:type="dxa"/>
-          </w:tcPr>
-          <w:p>
-            <w:pPr>
-              <w:jc w:val="center"/>
-              <w:rPr>
-                <w:rFonts w:ascii="Times New Roman" w:hAnsi="Times New Roman" w:cs="Times New Roman"/>
-                <w:lang w:val="en-US"/>
-              </w:rPr>
-            </w:pPr>
-            <w:r>
-              <w:rPr>
-                <w:rFonts w:ascii="Times New Roman" w:hAnsi="Times New Roman" w:cs="Times New Roman"/>
-                <w:lang w:val="en-US"/>
-              </w:rPr>
-              <w:t>085</w:t>
-            </w:r>
-          </w:p>
-        </w:tc>
-        <w:tc>
-          <w:tcPr>
-            <w:tcW w:w="759" w:type="dxa"/>
-          </w:tcPr>
-          <w:p>
-            <w:pPr>
-              <w:jc w:val="center"/>
-              <w:rPr>
-                <w:rFonts w:ascii="Times New Roman" w:hAnsi="Times New Roman" w:cs="Times New Roman"/>
-                <w:lang w:val="en-US"/>
-              </w:rPr>
-            </w:pPr>
-            <w:r>
-              <w:rPr>
-                <w:rFonts w:ascii="Times New Roman" w:hAnsi="Times New Roman" w:cs="Times New Roman"/>
-                <w:lang w:val="en-US"/>
-              </w:rPr>
-              <w:t>308C</w:t>
-            </w:r>
-          </w:p>
-        </w:tc>
-        <w:tc>
-          <w:tcPr>
-            <w:tcW w:w="608" w:type="dxa"/>
+            <w:tcW w:w="800" w:type="dxa"/>
           </w:tcPr>
           <w:p>
             <w:pPr>
@@ -4352,77 +4173,112 @@
         </w:tc>
         <w:tc>
           <w:tcPr>
-            <w:tcW w:w="759" w:type="dxa"/>
-          </w:tcPr>
-          <w:p>
-            <w:pPr>
-              <w:jc w:val="center"/>
-              <w:rPr>
-                <w:rFonts w:ascii="Times New Roman" w:hAnsi="Times New Roman" w:cs="Times New Roman"/>
-                <w:lang w:val="en-US"/>
-              </w:rPr>
-            </w:pPr>
-            <w:r>
-              <w:rPr>
-                <w:rFonts w:ascii="Times New Roman" w:hAnsi="Times New Roman" w:cs="Times New Roman"/>
-                <w:lang w:val="en-US"/>
-              </w:rPr>
-              <w:t>308C</w:t>
-            </w:r>
-          </w:p>
-        </w:tc>
-        <w:tc>
-          <w:tcPr>
-            <w:tcW w:w="608" w:type="dxa"/>
-          </w:tcPr>
-          <w:p>
-            <w:pPr>
-              <w:jc w:val="center"/>
-              <w:rPr>
-                <w:rFonts w:ascii="Times New Roman" w:hAnsi="Times New Roman" w:cs="Times New Roman"/>
-                <w:lang w:val="en-US"/>
-              </w:rPr>
-            </w:pPr>
-            <w:r>
-              <w:rPr>
-                <w:rFonts w:ascii="Times New Roman" w:hAnsi="Times New Roman" w:cs="Times New Roman"/>
-                <w:lang w:val="en-US"/>
-              </w:rPr>
-              <w:t>08C</w:t>
-            </w:r>
-          </w:p>
-        </w:tc>
-        <w:tc>
-          <w:tcPr>
-            <w:tcW w:w="721" w:type="dxa"/>
-          </w:tcPr>
-          <w:p>
-            <w:pPr>
-              <w:jc w:val="center"/>
-              <w:rPr>
-                <w:rFonts w:ascii="Times New Roman" w:hAnsi="Times New Roman" w:cs="Times New Roman"/>
-                <w:lang w:val="en-US"/>
-              </w:rPr>
-            </w:pPr>
-            <w:r>
-              <w:rPr>
-                <w:rFonts w:ascii="Times New Roman" w:hAnsi="Times New Roman" w:cs="Times New Roman"/>
-                <w:lang w:val="en-US"/>
-              </w:rPr>
-              <w:t>308</w:t>
-            </w:r>
-            <w:r>
-              <w:rPr>
-                <w:rFonts w:ascii="Times New Roman" w:hAnsi="Times New Roman" w:cs="Times New Roman"/>
-                <w:lang w:val="en-US"/>
-              </w:rPr>
-              <w:t>C</w:t>
-            </w:r>
-          </w:p>
-        </w:tc>
-        <w:tc>
-          <w:tcPr>
-            <w:tcW w:w="557" w:type="dxa"/>
+            <w:tcW w:w="749" w:type="dxa"/>
+          </w:tcPr>
+          <w:p>
+            <w:pPr>
+              <w:jc w:val="center"/>
+              <w:rPr>
+                <w:rFonts w:ascii="Times New Roman" w:hAnsi="Times New Roman" w:cs="Times New Roman"/>
+                <w:lang w:val="en-US"/>
+              </w:rPr>
+            </w:pPr>
+            <w:r>
+              <w:rPr>
+                <w:rFonts w:ascii="Times New Roman" w:hAnsi="Times New Roman" w:cs="Times New Roman"/>
+                <w:lang w:val="en-US"/>
+              </w:rPr>
+              <w:t>E082</w:t>
+            </w:r>
+          </w:p>
+        </w:tc>
+        <w:tc>
+          <w:tcPr>
+            <w:tcW w:w="599" w:type="dxa"/>
+          </w:tcPr>
+          <w:p>
+            <w:pPr>
+              <w:jc w:val="center"/>
+              <w:rPr>
+                <w:rFonts w:ascii="Times New Roman" w:hAnsi="Times New Roman" w:cs="Times New Roman"/>
+                <w:lang w:val="en-US"/>
+              </w:rPr>
+            </w:pPr>
+            <w:r>
+              <w:rPr>
+                <w:rFonts w:ascii="Times New Roman" w:hAnsi="Times New Roman" w:cs="Times New Roman"/>
+                <w:lang w:val="en-US"/>
+              </w:rPr>
+              <w:t>087</w:t>
+            </w:r>
+          </w:p>
+        </w:tc>
+        <w:tc>
+          <w:tcPr>
+            <w:tcW w:w="748" w:type="dxa"/>
+          </w:tcPr>
+          <w:p>
+            <w:pPr>
+              <w:jc w:val="center"/>
+              <w:rPr>
+                <w:rFonts w:ascii="Times New Roman" w:hAnsi="Times New Roman" w:cs="Times New Roman"/>
+                <w:lang w:val="en-US"/>
+              </w:rPr>
+            </w:pPr>
+            <w:r>
+              <w:rPr>
+                <w:rFonts w:ascii="Times New Roman" w:hAnsi="Times New Roman" w:cs="Times New Roman"/>
+                <w:lang w:val="en-US"/>
+              </w:rPr>
+              <w:t>E082</w:t>
+            </w:r>
+          </w:p>
+        </w:tc>
+        <w:tc>
+          <w:tcPr>
+            <w:tcW w:w="599" w:type="dxa"/>
+          </w:tcPr>
+          <w:p>
+            <w:pPr>
+              <w:jc w:val="center"/>
+              <w:rPr>
+                <w:rFonts w:ascii="Times New Roman" w:hAnsi="Times New Roman" w:cs="Times New Roman"/>
+                <w:lang w:val="en-US"/>
+              </w:rPr>
+            </w:pPr>
+            <w:r>
+              <w:rPr>
+                <w:rFonts w:ascii="Times New Roman" w:hAnsi="Times New Roman" w:cs="Times New Roman"/>
+                <w:lang w:val="en-US"/>
+              </w:rPr>
+              <w:t>082</w:t>
+            </w:r>
+          </w:p>
+        </w:tc>
+        <w:tc>
+          <w:tcPr>
+            <w:tcW w:w="710" w:type="dxa"/>
+          </w:tcPr>
+          <w:p>
+            <w:pPr>
+              <w:jc w:val="center"/>
+              <w:rPr>
+                <w:rFonts w:ascii="Times New Roman" w:hAnsi="Times New Roman" w:cs="Times New Roman"/>
+                <w:lang w:val="en-US"/>
+              </w:rPr>
+            </w:pPr>
+            <w:r>
+              <w:rPr>
+                <w:rFonts w:ascii="Times New Roman" w:hAnsi="Times New Roman" w:cs="Times New Roman"/>
+                <w:lang w:val="en-US"/>
+              </w:rPr>
+              <w:t>308D</w:t>
+            </w:r>
+          </w:p>
+        </w:tc>
+        <w:tc>
+          <w:tcPr>
+            <w:tcW w:w="550" w:type="dxa"/>
           </w:tcPr>
           <w:p>
             <w:pPr>
@@ -4443,28 +4299,28 @@
         </w:tc>
         <w:tc>
           <w:tcPr>
-            <w:tcW w:w="721" w:type="dxa"/>
-          </w:tcPr>
-          <w:p>
-            <w:pPr>
-              <w:jc w:val="center"/>
-              <w:rPr>
-                <w:rFonts w:ascii="Times New Roman" w:hAnsi="Times New Roman" w:cs="Times New Roman"/>
-                <w:lang w:val="en-US"/>
-              </w:rPr>
-            </w:pPr>
-            <w:r>
-              <w:rPr>
-                <w:rFonts w:ascii="Times New Roman" w:hAnsi="Times New Roman" w:cs="Times New Roman"/>
-                <w:lang w:val="en-US"/>
-              </w:rPr>
-              <w:t>CF72</w:t>
-            </w:r>
-          </w:p>
-        </w:tc>
-        <w:tc>
-          <w:tcPr>
-            <w:tcW w:w="721" w:type="dxa"/>
+            <w:tcW w:w="711" w:type="dxa"/>
+          </w:tcPr>
+          <w:p>
+            <w:pPr>
+              <w:jc w:val="center"/>
+              <w:rPr>
+                <w:rFonts w:ascii="Times New Roman" w:hAnsi="Times New Roman" w:cs="Times New Roman"/>
+                <w:lang w:val="en-US"/>
+              </w:rPr>
+            </w:pPr>
+            <w:r>
+              <w:rPr>
+                <w:rFonts w:ascii="Times New Roman" w:hAnsi="Times New Roman" w:cs="Times New Roman"/>
+                <w:lang w:val="en-US"/>
+              </w:rPr>
+              <w:t>0086</w:t>
+            </w:r>
+          </w:p>
+        </w:tc>
+        <w:tc>
+          <w:tcPr>
+            <w:tcW w:w="710" w:type="dxa"/>
           </w:tcPr>
           <w:p>
             <w:pPr>
@@ -4485,7 +4341,7 @@
         </w:tc>
         <w:tc>
           <w:tcPr>
-            <w:tcW w:w="557" w:type="dxa"/>
+            <w:tcW w:w="550" w:type="dxa"/>
           </w:tcPr>
           <w:p>
             <w:pPr>
@@ -4506,7 +4362,7 @@
         </w:tc>
         <w:tc>
           <w:tcPr>
-            <w:tcW w:w="1252" w:type="dxa"/>
+            <w:tcW w:w="964" w:type="dxa"/>
           </w:tcPr>
           <w:p>
             <w:pPr>
@@ -4527,77 +4383,51 @@
         </w:tc>
         <w:tc>
           <w:tcPr>
-            <w:tcW w:w="394" w:type="dxa"/>
-          </w:tcPr>
-          <w:p>
-            <w:pPr>
-              <w:jc w:val="center"/>
-              <w:rPr>
-                <w:rFonts w:ascii="Times New Roman" w:hAnsi="Times New Roman" w:cs="Times New Roman"/>
-              </w:rPr>
-            </w:pPr>
-          </w:p>
-        </w:tc>
-        <w:tc>
-          <w:tcPr>
-            <w:tcW w:w="876" w:type="dxa"/>
-          </w:tcPr>
-          <w:p>
-            <w:pPr>
-              <w:jc w:val="center"/>
-              <w:rPr>
-                <w:rFonts w:ascii="Times New Roman" w:hAnsi="Times New Roman" w:cs="Times New Roman"/>
-              </w:rPr>
-            </w:pPr>
+            <w:tcW w:w="793" w:type="dxa"/>
+          </w:tcPr>
+          <w:p>
+            <w:pPr>
+              <w:jc w:val="center"/>
+              <w:rPr>
+                <w:rFonts w:ascii="Times New Roman" w:hAnsi="Times New Roman" w:cs="Times New Roman"/>
+                <w:lang w:val="en-US"/>
+              </w:rPr>
+            </w:pPr>
+            <w:r>
+              <w:rPr>
+                <w:rFonts w:ascii="Times New Roman" w:hAnsi="Times New Roman" w:cs="Times New Roman"/>
+                <w:lang w:val="en-US"/>
+              </w:rPr>
+              <w:t>082</w:t>
+            </w:r>
+          </w:p>
+        </w:tc>
+        <w:tc>
+          <w:tcPr>
+            <w:tcW w:w="862" w:type="dxa"/>
+          </w:tcPr>
+          <w:p>
+            <w:pPr>
+              <w:jc w:val="center"/>
+              <w:rPr>
+                <w:rFonts w:ascii="Times New Roman" w:hAnsi="Times New Roman" w:cs="Times New Roman"/>
+                <w:lang w:val="en-US"/>
+              </w:rPr>
+            </w:pPr>
+            <w:r>
+              <w:rPr>
+                <w:rFonts w:ascii="Times New Roman" w:hAnsi="Times New Roman" w:cs="Times New Roman"/>
+                <w:lang w:val="en-US"/>
+              </w:rPr>
+              <w:t>308D</w:t>
+            </w:r>
           </w:p>
         </w:tc>
       </w:tr>
       <w:tr>
         <w:tc>
           <w:tcPr>
-            <w:tcW w:w="812" w:type="dxa"/>
-          </w:tcPr>
-          <w:p>
-            <w:pPr>
-              <w:jc w:val="center"/>
-              <w:rPr>
-                <w:rFonts w:ascii="Times New Roman" w:hAnsi="Times New Roman" w:cs="Times New Roman"/>
-                <w:lang w:val="en-US"/>
-              </w:rPr>
-            </w:pPr>
-            <w:r>
-              <w:rPr>
-                <w:rFonts w:ascii="Times New Roman" w:hAnsi="Times New Roman" w:cs="Times New Roman"/>
-                <w:lang w:val="en-US"/>
-              </w:rPr>
-              <w:t>086</w:t>
-            </w:r>
-          </w:p>
-        </w:tc>
-        <w:tc>
-          <w:tcPr>
-            <w:tcW w:w="759" w:type="dxa"/>
-          </w:tcPr>
-          <w:p>
-            <w:pPr>
-              <w:jc w:val="center"/>
-              <w:rPr>
-                <w:rFonts w:ascii="Times New Roman" w:hAnsi="Times New Roman" w:cs="Times New Roman"/>
-                <w:lang w:val="en-US"/>
-              </w:rPr>
-            </w:pPr>
-            <w:r>
-              <w:rPr>
-                <w:rFonts w:ascii="Times New Roman" w:hAnsi="Times New Roman" w:cs="Times New Roman"/>
-                <w:lang w:val="en-US"/>
-              </w:rPr>
-              <w:t>E082</w:t>
-            </w:r>
-          </w:p>
-        </w:tc>
-        <w:tc>
-          <w:tcPr>
-            <w:tcW w:w="608" w:type="dxa"/>
+            <w:tcW w:w="800" w:type="dxa"/>
           </w:tcPr>
           <w:p>
             <w:pPr>
@@ -4618,70 +4448,112 @@
         </w:tc>
         <w:tc>
           <w:tcPr>
-            <w:tcW w:w="759" w:type="dxa"/>
-          </w:tcPr>
-          <w:p>
-            <w:pPr>
-              <w:jc w:val="center"/>
-              <w:rPr>
-                <w:rFonts w:ascii="Times New Roman" w:hAnsi="Times New Roman" w:cs="Times New Roman"/>
-                <w:lang w:val="en-US"/>
-              </w:rPr>
-            </w:pPr>
-            <w:r>
-              <w:rPr>
-                <w:rFonts w:ascii="Times New Roman" w:hAnsi="Times New Roman" w:cs="Times New Roman"/>
-                <w:lang w:val="en-US"/>
-              </w:rPr>
-              <w:t>E082</w:t>
-            </w:r>
-          </w:p>
-        </w:tc>
-        <w:tc>
-          <w:tcPr>
-            <w:tcW w:w="608" w:type="dxa"/>
-          </w:tcPr>
-          <w:p>
-            <w:pPr>
-              <w:jc w:val="center"/>
-              <w:rPr>
-                <w:rFonts w:ascii="Times New Roman" w:hAnsi="Times New Roman" w:cs="Times New Roman"/>
-                <w:lang w:val="en-US"/>
-              </w:rPr>
-            </w:pPr>
-            <w:r>
-              <w:rPr>
-                <w:rFonts w:ascii="Times New Roman" w:hAnsi="Times New Roman" w:cs="Times New Roman"/>
-                <w:lang w:val="en-US"/>
-              </w:rPr>
-              <w:t>082</w:t>
-            </w:r>
-          </w:p>
-        </w:tc>
-        <w:tc>
-          <w:tcPr>
-            <w:tcW w:w="721" w:type="dxa"/>
-          </w:tcPr>
-          <w:p>
-            <w:pPr>
-              <w:jc w:val="center"/>
-              <w:rPr>
-                <w:rFonts w:ascii="Times New Roman" w:hAnsi="Times New Roman" w:cs="Times New Roman"/>
-                <w:lang w:val="en-US"/>
-              </w:rPr>
-            </w:pPr>
-            <w:r>
-              <w:rPr>
-                <w:rFonts w:ascii="Times New Roman" w:hAnsi="Times New Roman" w:cs="Times New Roman"/>
-                <w:lang w:val="en-US"/>
-              </w:rPr>
-              <w:t>308D</w:t>
-            </w:r>
-          </w:p>
-        </w:tc>
-        <w:tc>
-          <w:tcPr>
-            <w:tcW w:w="557" w:type="dxa"/>
+            <w:tcW w:w="749" w:type="dxa"/>
+          </w:tcPr>
+          <w:p>
+            <w:pPr>
+              <w:jc w:val="center"/>
+              <w:rPr>
+                <w:rFonts w:ascii="Times New Roman" w:hAnsi="Times New Roman" w:cs="Times New Roman"/>
+                <w:lang w:val="en-US"/>
+              </w:rPr>
+            </w:pPr>
+            <w:r>
+              <w:rPr>
+                <w:rFonts w:ascii="Times New Roman" w:hAnsi="Times New Roman" w:cs="Times New Roman"/>
+                <w:lang w:val="en-US"/>
+              </w:rPr>
+              <w:t>A08B</w:t>
+            </w:r>
+          </w:p>
+        </w:tc>
+        <w:tc>
+          <w:tcPr>
+            <w:tcW w:w="599" w:type="dxa"/>
+          </w:tcPr>
+          <w:p>
+            <w:pPr>
+              <w:jc w:val="center"/>
+              <w:rPr>
+                <w:rFonts w:ascii="Times New Roman" w:hAnsi="Times New Roman" w:cs="Times New Roman"/>
+                <w:lang w:val="en-US"/>
+              </w:rPr>
+            </w:pPr>
+            <w:r>
+              <w:rPr>
+                <w:rFonts w:ascii="Times New Roman" w:hAnsi="Times New Roman" w:cs="Times New Roman"/>
+                <w:lang w:val="en-US"/>
+              </w:rPr>
+              <w:t>088</w:t>
+            </w:r>
+          </w:p>
+        </w:tc>
+        <w:tc>
+          <w:tcPr>
+            <w:tcW w:w="748" w:type="dxa"/>
+          </w:tcPr>
+          <w:p>
+            <w:pPr>
+              <w:jc w:val="center"/>
+              <w:rPr>
+                <w:rFonts w:ascii="Times New Roman" w:hAnsi="Times New Roman" w:cs="Times New Roman"/>
+                <w:lang w:val="en-US"/>
+              </w:rPr>
+            </w:pPr>
+            <w:r>
+              <w:rPr>
+                <w:rFonts w:ascii="Times New Roman" w:hAnsi="Times New Roman" w:cs="Times New Roman"/>
+                <w:lang w:val="en-US"/>
+              </w:rPr>
+              <w:t>A08B</w:t>
+            </w:r>
+          </w:p>
+        </w:tc>
+        <w:tc>
+          <w:tcPr>
+            <w:tcW w:w="599" w:type="dxa"/>
+          </w:tcPr>
+          <w:p>
+            <w:pPr>
+              <w:jc w:val="center"/>
+              <w:rPr>
+                <w:rFonts w:ascii="Times New Roman" w:hAnsi="Times New Roman" w:cs="Times New Roman"/>
+                <w:lang w:val="en-US"/>
+              </w:rPr>
+            </w:pPr>
+            <w:r>
+              <w:rPr>
+                <w:rFonts w:ascii="Times New Roman" w:hAnsi="Times New Roman" w:cs="Times New Roman"/>
+                <w:lang w:val="en-US"/>
+              </w:rPr>
+              <w:t>08B</w:t>
+            </w:r>
+          </w:p>
+        </w:tc>
+        <w:tc>
+          <w:tcPr>
+            <w:tcW w:w="710" w:type="dxa"/>
+          </w:tcPr>
+          <w:p>
+            <w:pPr>
+              <w:jc w:val="center"/>
+              <w:rPr>
+                <w:rFonts w:ascii="Times New Roman" w:hAnsi="Times New Roman" w:cs="Times New Roman"/>
+                <w:lang w:val="en-US"/>
+              </w:rPr>
+            </w:pPr>
+            <w:r>
+              <w:rPr>
+                <w:rFonts w:ascii="Times New Roman" w:hAnsi="Times New Roman" w:cs="Times New Roman"/>
+                <w:lang w:val="en-US"/>
+              </w:rPr>
+              <w:t>0200</w:t>
+            </w:r>
+          </w:p>
+        </w:tc>
+        <w:tc>
+          <w:tcPr>
+            <w:tcW w:w="550" w:type="dxa"/>
           </w:tcPr>
           <w:p>
             <w:pPr>
@@ -4702,49 +4574,49 @@
         </w:tc>
         <w:tc>
           <w:tcPr>
-            <w:tcW w:w="721" w:type="dxa"/>
-          </w:tcPr>
-          <w:p>
-            <w:pPr>
-              <w:jc w:val="center"/>
-              <w:rPr>
-                <w:rFonts w:ascii="Times New Roman" w:hAnsi="Times New Roman" w:cs="Times New Roman"/>
-                <w:lang w:val="en-US"/>
-              </w:rPr>
-            </w:pPr>
-            <w:r>
-              <w:rPr>
-                <w:rFonts w:ascii="Times New Roman" w:hAnsi="Times New Roman" w:cs="Times New Roman"/>
-                <w:lang w:val="en-US"/>
-              </w:rPr>
-              <w:t>0086</w:t>
-            </w:r>
-          </w:p>
-        </w:tc>
-        <w:tc>
-          <w:tcPr>
-            <w:tcW w:w="721" w:type="dxa"/>
-          </w:tcPr>
-          <w:p>
-            <w:pPr>
-              <w:jc w:val="center"/>
-              <w:rPr>
-                <w:rFonts w:ascii="Times New Roman" w:hAnsi="Times New Roman" w:cs="Times New Roman"/>
-                <w:lang w:val="en-US"/>
-              </w:rPr>
-            </w:pPr>
-            <w:r>
-              <w:rPr>
-                <w:rFonts w:ascii="Times New Roman" w:hAnsi="Times New Roman" w:cs="Times New Roman"/>
-                <w:lang w:val="en-US"/>
-              </w:rPr>
-              <w:t>308D</w:t>
-            </w:r>
-          </w:p>
-        </w:tc>
-        <w:tc>
-          <w:tcPr>
-            <w:tcW w:w="557" w:type="dxa"/>
+            <w:tcW w:w="711" w:type="dxa"/>
+          </w:tcPr>
+          <w:p>
+            <w:pPr>
+              <w:jc w:val="center"/>
+              <w:rPr>
+                <w:rFonts w:ascii="Times New Roman" w:hAnsi="Times New Roman" w:cs="Times New Roman"/>
+                <w:lang w:val="en-US"/>
+              </w:rPr>
+            </w:pPr>
+            <w:r>
+              <w:rPr>
+                <w:rFonts w:ascii="Times New Roman" w:hAnsi="Times New Roman" w:cs="Times New Roman"/>
+                <w:lang w:val="en-US"/>
+              </w:rPr>
+              <w:t>0087</w:t>
+            </w:r>
+          </w:p>
+        </w:tc>
+        <w:tc>
+          <w:tcPr>
+            <w:tcW w:w="710" w:type="dxa"/>
+          </w:tcPr>
+          <w:p>
+            <w:pPr>
+              <w:jc w:val="center"/>
+              <w:rPr>
+                <w:rFonts w:ascii="Times New Roman" w:hAnsi="Times New Roman" w:cs="Times New Roman"/>
+                <w:lang w:val="en-US"/>
+              </w:rPr>
+            </w:pPr>
+            <w:r>
+              <w:rPr>
+                <w:rFonts w:ascii="Times New Roman" w:hAnsi="Times New Roman" w:cs="Times New Roman"/>
+                <w:lang w:val="en-US"/>
+              </w:rPr>
+              <w:t>0200</w:t>
+            </w:r>
+          </w:p>
+        </w:tc>
+        <w:tc>
+          <w:tcPr>
+            <w:tcW w:w="550" w:type="dxa"/>
           </w:tcPr>
           <w:p>
             <w:pPr>
@@ -4765,7 +4637,7 @@
         </w:tc>
         <w:tc>
           <w:tcPr>
-            <w:tcW w:w="1252" w:type="dxa"/>
+            <w:tcW w:w="964" w:type="dxa"/>
           </w:tcPr>
           <w:p>
             <w:pPr>
@@ -4786,93 +4658,35 @@
         </w:tc>
         <w:tc>
           <w:tcPr>
-            <w:tcW w:w="394" w:type="dxa"/>
-          </w:tcPr>
-          <w:p>
-            <w:pPr>
-              <w:jc w:val="center"/>
-              <w:rPr>
-                <w:rFonts w:ascii="Times New Roman" w:hAnsi="Times New Roman" w:cs="Times New Roman"/>
-                <w:lang w:val="en-US"/>
-              </w:rPr>
-            </w:pPr>
-            <w:r>
-              <w:rPr>
-                <w:rFonts w:ascii="Times New Roman" w:hAnsi="Times New Roman" w:cs="Times New Roman"/>
-                <w:lang w:val="en-US"/>
-              </w:rPr>
-              <w:t>082</w:t>
-            </w:r>
-          </w:p>
-        </w:tc>
-        <w:tc>
-          <w:tcPr>
-            <w:tcW w:w="876" w:type="dxa"/>
-          </w:tcPr>
-          <w:p>
-            <w:pPr>
-              <w:jc w:val="center"/>
-              <w:rPr>
-                <w:rFonts w:ascii="Times New Roman" w:hAnsi="Times New Roman" w:cs="Times New Roman"/>
-                <w:lang w:val="en-US"/>
-              </w:rPr>
-            </w:pPr>
-            <w:r>
-              <w:rPr>
-                <w:rFonts w:ascii="Times New Roman" w:hAnsi="Times New Roman" w:cs="Times New Roman"/>
-                <w:lang w:val="en-US"/>
-              </w:rPr>
-              <w:t>308D</w:t>
-            </w:r>
+            <w:tcW w:w="793" w:type="dxa"/>
+          </w:tcPr>
+          <w:p>
+            <w:pPr>
+              <w:jc w:val="center"/>
+              <w:rPr>
+                <w:rFonts w:ascii="Times New Roman" w:hAnsi="Times New Roman" w:cs="Times New Roman"/>
+              </w:rPr>
+            </w:pPr>
+          </w:p>
+        </w:tc>
+        <w:tc>
+          <w:tcPr>
+            <w:tcW w:w="862" w:type="dxa"/>
+          </w:tcPr>
+          <w:p>
+            <w:pPr>
+              <w:jc w:val="center"/>
+              <w:rPr>
+                <w:rFonts w:ascii="Times New Roman" w:hAnsi="Times New Roman" w:cs="Times New Roman"/>
+              </w:rPr>
+            </w:pPr>
           </w:p>
         </w:tc>
       </w:tr>
       <w:tr>
         <w:tc>
           <w:tcPr>
-            <w:tcW w:w="812" w:type="dxa"/>
-          </w:tcPr>
-          <w:p>
-            <w:pPr>
-              <w:jc w:val="center"/>
-              <w:rPr>
-                <w:rFonts w:ascii="Times New Roman" w:hAnsi="Times New Roman" w:cs="Times New Roman"/>
-                <w:lang w:val="en-US"/>
-              </w:rPr>
-            </w:pPr>
-            <w:r>
-              <w:rPr>
-                <w:rFonts w:ascii="Times New Roman" w:hAnsi="Times New Roman" w:cs="Times New Roman"/>
-                <w:lang w:val="en-US"/>
-              </w:rPr>
-              <w:t>087</w:t>
-            </w:r>
-          </w:p>
-        </w:tc>
-        <w:tc>
-          <w:tcPr>
-            <w:tcW w:w="759" w:type="dxa"/>
-          </w:tcPr>
-          <w:p>
-            <w:pPr>
-              <w:jc w:val="center"/>
-              <w:rPr>
-                <w:rFonts w:ascii="Times New Roman" w:hAnsi="Times New Roman" w:cs="Times New Roman"/>
-                <w:lang w:val="en-US"/>
-              </w:rPr>
-            </w:pPr>
-            <w:r>
-              <w:rPr>
-                <w:rFonts w:ascii="Times New Roman" w:hAnsi="Times New Roman" w:cs="Times New Roman"/>
-                <w:lang w:val="en-US"/>
-              </w:rPr>
-              <w:t>A08B</w:t>
-            </w:r>
-          </w:p>
-        </w:tc>
-        <w:tc>
-          <w:tcPr>
-            <w:tcW w:w="608" w:type="dxa"/>
+            <w:tcW w:w="800" w:type="dxa"/>
           </w:tcPr>
           <w:p>
             <w:pPr>
@@ -4893,70 +4707,112 @@
         </w:tc>
         <w:tc>
           <w:tcPr>
-            <w:tcW w:w="759" w:type="dxa"/>
-          </w:tcPr>
-          <w:p>
-            <w:pPr>
-              <w:jc w:val="center"/>
-              <w:rPr>
-                <w:rFonts w:ascii="Times New Roman" w:hAnsi="Times New Roman" w:cs="Times New Roman"/>
-                <w:lang w:val="en-US"/>
-              </w:rPr>
-            </w:pPr>
-            <w:r>
-              <w:rPr>
-                <w:rFonts w:ascii="Times New Roman" w:hAnsi="Times New Roman" w:cs="Times New Roman"/>
-                <w:lang w:val="en-US"/>
-              </w:rPr>
-              <w:t>A08B</w:t>
-            </w:r>
-          </w:p>
-        </w:tc>
-        <w:tc>
-          <w:tcPr>
-            <w:tcW w:w="608" w:type="dxa"/>
-          </w:tcPr>
-          <w:p>
-            <w:pPr>
-              <w:jc w:val="center"/>
-              <w:rPr>
-                <w:rFonts w:ascii="Times New Roman" w:hAnsi="Times New Roman" w:cs="Times New Roman"/>
-                <w:lang w:val="en-US"/>
-              </w:rPr>
-            </w:pPr>
-            <w:r>
-              <w:rPr>
-                <w:rFonts w:ascii="Times New Roman" w:hAnsi="Times New Roman" w:cs="Times New Roman"/>
-                <w:lang w:val="en-US"/>
-              </w:rPr>
-              <w:t>08B</w:t>
-            </w:r>
-          </w:p>
-        </w:tc>
-        <w:tc>
-          <w:tcPr>
-            <w:tcW w:w="721" w:type="dxa"/>
-          </w:tcPr>
-          <w:p>
-            <w:pPr>
-              <w:jc w:val="center"/>
-              <w:rPr>
-                <w:rFonts w:ascii="Times New Roman" w:hAnsi="Times New Roman" w:cs="Times New Roman"/>
-                <w:lang w:val="en-US"/>
-              </w:rPr>
-            </w:pPr>
-            <w:r>
-              <w:rPr>
-                <w:rFonts w:ascii="Times New Roman" w:hAnsi="Times New Roman" w:cs="Times New Roman"/>
-                <w:lang w:val="en-US"/>
-              </w:rPr>
-              <w:t>0200</w:t>
-            </w:r>
-          </w:p>
-        </w:tc>
-        <w:tc>
-          <w:tcPr>
-            <w:tcW w:w="557" w:type="dxa"/>
+            <w:tcW w:w="749" w:type="dxa"/>
+          </w:tcPr>
+          <w:p>
+            <w:pPr>
+              <w:jc w:val="center"/>
+              <w:rPr>
+                <w:rFonts w:ascii="Times New Roman" w:hAnsi="Times New Roman" w:cs="Times New Roman"/>
+                <w:lang w:val="en-US"/>
+              </w:rPr>
+            </w:pPr>
+            <w:r>
+              <w:rPr>
+                <w:rFonts w:ascii="Times New Roman" w:hAnsi="Times New Roman" w:cs="Times New Roman"/>
+                <w:lang w:val="en-US"/>
+              </w:rPr>
+              <w:t>6082</w:t>
+            </w:r>
+          </w:p>
+        </w:tc>
+        <w:tc>
+          <w:tcPr>
+            <w:tcW w:w="599" w:type="dxa"/>
+          </w:tcPr>
+          <w:p>
+            <w:pPr>
+              <w:jc w:val="center"/>
+              <w:rPr>
+                <w:rFonts w:ascii="Times New Roman" w:hAnsi="Times New Roman" w:cs="Times New Roman"/>
+                <w:lang w:val="en-US"/>
+              </w:rPr>
+            </w:pPr>
+            <w:r>
+              <w:rPr>
+                <w:rFonts w:ascii="Times New Roman" w:hAnsi="Times New Roman" w:cs="Times New Roman"/>
+                <w:lang w:val="en-US"/>
+              </w:rPr>
+              <w:t>089</w:t>
+            </w:r>
+          </w:p>
+        </w:tc>
+        <w:tc>
+          <w:tcPr>
+            <w:tcW w:w="748" w:type="dxa"/>
+          </w:tcPr>
+          <w:p>
+            <w:pPr>
+              <w:jc w:val="center"/>
+              <w:rPr>
+                <w:rFonts w:ascii="Times New Roman" w:hAnsi="Times New Roman" w:cs="Times New Roman"/>
+                <w:lang w:val="en-US"/>
+              </w:rPr>
+            </w:pPr>
+            <w:r>
+              <w:rPr>
+                <w:rFonts w:ascii="Times New Roman" w:hAnsi="Times New Roman" w:cs="Times New Roman"/>
+                <w:lang w:val="en-US"/>
+              </w:rPr>
+              <w:t>6082</w:t>
+            </w:r>
+          </w:p>
+        </w:tc>
+        <w:tc>
+          <w:tcPr>
+            <w:tcW w:w="599" w:type="dxa"/>
+          </w:tcPr>
+          <w:p>
+            <w:pPr>
+              <w:jc w:val="center"/>
+              <w:rPr>
+                <w:rFonts w:ascii="Times New Roman" w:hAnsi="Times New Roman" w:cs="Times New Roman"/>
+                <w:lang w:val="en-US"/>
+              </w:rPr>
+            </w:pPr>
+            <w:r>
+              <w:rPr>
+                <w:rFonts w:ascii="Times New Roman" w:hAnsi="Times New Roman" w:cs="Times New Roman"/>
+                <w:lang w:val="en-US"/>
+              </w:rPr>
+              <w:t>082</w:t>
+            </w:r>
+          </w:p>
+        </w:tc>
+        <w:tc>
+          <w:tcPr>
+            <w:tcW w:w="710" w:type="dxa"/>
+          </w:tcPr>
+          <w:p>
+            <w:pPr>
+              <w:jc w:val="center"/>
+              <w:rPr>
+                <w:rFonts w:ascii="Times New Roman" w:hAnsi="Times New Roman" w:cs="Times New Roman"/>
+                <w:lang w:val="en-US"/>
+              </w:rPr>
+            </w:pPr>
+            <w:r>
+              <w:rPr>
+                <w:rFonts w:ascii="Times New Roman" w:hAnsi="Times New Roman" w:cs="Times New Roman"/>
+                <w:lang w:val="en-US"/>
+              </w:rPr>
+              <w:t>308D</w:t>
+            </w:r>
+          </w:p>
+        </w:tc>
+        <w:tc>
+          <w:tcPr>
+            <w:tcW w:w="550" w:type="dxa"/>
           </w:tcPr>
           <w:p>
             <w:pPr>
@@ -4977,104 +4833,103 @@
         </w:tc>
         <w:tc>
           <w:tcPr>
-            <w:tcW w:w="721" w:type="dxa"/>
-          </w:tcPr>
-          <w:p>
-            <w:pPr>
-              <w:jc w:val="center"/>
-              <w:rPr>
-                <w:rFonts w:ascii="Times New Roman" w:hAnsi="Times New Roman" w:cs="Times New Roman"/>
-                <w:lang w:val="en-US"/>
-              </w:rPr>
-            </w:pPr>
-            <w:r>
-              <w:rPr>
-                <w:rFonts w:ascii="Times New Roman" w:hAnsi="Times New Roman" w:cs="Times New Roman"/>
-                <w:lang w:val="en-US"/>
-              </w:rPr>
-              <w:t>0087</w:t>
-            </w:r>
-          </w:p>
-        </w:tc>
-        <w:tc>
-          <w:tcPr>
-            <w:tcW w:w="721" w:type="dxa"/>
-          </w:tcPr>
-          <w:p>
-            <w:pPr>
-              <w:jc w:val="center"/>
-              <w:rPr>
-                <w:rFonts w:ascii="Times New Roman" w:hAnsi="Times New Roman" w:cs="Times New Roman"/>
-                <w:lang w:val="en-US"/>
-              </w:rPr>
-            </w:pPr>
-            <w:r>
-              <w:rPr>
-                <w:rFonts w:ascii="Times New Roman" w:hAnsi="Times New Roman" w:cs="Times New Roman"/>
-                <w:lang w:val="en-US"/>
-              </w:rPr>
-              <w:t>0200</w:t>
-            </w:r>
-          </w:p>
-        </w:tc>
-        <w:tc>
-          <w:tcPr>
-            <w:tcW w:w="557" w:type="dxa"/>
-          </w:tcPr>
-          <w:p>
-            <w:pPr>
-              <w:jc w:val="center"/>
-              <w:rPr>
-                <w:rFonts w:ascii="Times New Roman" w:hAnsi="Times New Roman" w:cs="Times New Roman"/>
-                <w:lang w:val="en-US"/>
-              </w:rPr>
-            </w:pPr>
-            <w:r>
-              <w:rPr>
-                <w:rFonts w:ascii="Times New Roman" w:hAnsi="Times New Roman" w:cs="Times New Roman"/>
-                <w:lang w:val="en-US"/>
-              </w:rPr>
-              <w:t>000</w:t>
-            </w:r>
-          </w:p>
-        </w:tc>
-        <w:tc>
-          <w:tcPr>
-            <w:tcW w:w="1252" w:type="dxa"/>
-          </w:tcPr>
-          <w:p>
-            <w:pPr>
-              <w:jc w:val="center"/>
-              <w:rPr>
-                <w:rFonts w:ascii="Times New Roman" w:hAnsi="Times New Roman" w:cs="Times New Roman"/>
-                <w:lang w:val="en-US"/>
-              </w:rPr>
-            </w:pPr>
-            <w:r>
-              <w:rPr>
-                <w:rFonts w:ascii="Times New Roman" w:hAnsi="Times New Roman" w:cs="Times New Roman"/>
-                <w:lang w:val="en-US"/>
-              </w:rPr>
-              <w:t>0000</w:t>
-            </w:r>
-          </w:p>
-        </w:tc>
-        <w:tc>
-          <w:tcPr>
-            <w:tcW w:w="394" w:type="dxa"/>
-          </w:tcPr>
-          <w:p>
-            <w:pPr>
-              <w:jc w:val="center"/>
-              <w:rPr>
-                <w:rFonts w:ascii="Times New Roman" w:hAnsi="Times New Roman" w:cs="Times New Roman"/>
-              </w:rPr>
-            </w:pPr>
-          </w:p>
-        </w:tc>
-        <w:tc>
-          <w:tcPr>
-            <w:tcW w:w="876" w:type="dxa"/>
+            <w:tcW w:w="711" w:type="dxa"/>
+          </w:tcPr>
+          <w:p>
+            <w:pPr>
+              <w:jc w:val="center"/>
+              <w:rPr>
+                <w:rFonts w:ascii="Times New Roman" w:hAnsi="Times New Roman" w:cs="Times New Roman"/>
+                <w:lang w:val="en-US"/>
+              </w:rPr>
+            </w:pPr>
+            <w:r>
+              <w:rPr>
+                <w:rFonts w:ascii="Times New Roman" w:hAnsi="Times New Roman" w:cs="Times New Roman"/>
+                <w:lang w:val="en-US"/>
+              </w:rPr>
+              <w:t>0088</w:t>
+            </w:r>
+          </w:p>
+        </w:tc>
+        <w:tc>
+          <w:tcPr>
+            <w:tcW w:w="710" w:type="dxa"/>
+          </w:tcPr>
+          <w:p>
+            <w:pPr>
+              <w:jc w:val="center"/>
+              <w:rPr>
+                <w:rFonts w:ascii="Times New Roman" w:hAnsi="Times New Roman" w:cs="Times New Roman"/>
+                <w:lang w:val="en-US"/>
+              </w:rPr>
+            </w:pPr>
+            <w:r>
+              <w:rPr>
+                <w:rFonts w:ascii="Times New Roman" w:hAnsi="Times New Roman" w:cs="Times New Roman"/>
+                <w:lang w:val="en-US"/>
+              </w:rPr>
+              <w:t>D173</w:t>
+            </w:r>
+          </w:p>
+        </w:tc>
+        <w:tc>
+          <w:tcPr>
+            <w:tcW w:w="550" w:type="dxa"/>
+          </w:tcPr>
+          <w:p>
+            <w:pPr>
+              <w:rPr>
+                <w:rFonts w:ascii="Times New Roman" w:hAnsi="Times New Roman" w:cs="Times New Roman"/>
+                <w:lang w:val="en-US"/>
+              </w:rPr>
+            </w:pPr>
+            <w:r>
+              <w:rPr>
+                <w:rFonts w:ascii="Times New Roman" w:hAnsi="Times New Roman" w:cs="Times New Roman"/>
+                <w:lang w:val="en-US"/>
+              </w:rPr>
+              <w:t>008</w:t>
+            </w:r>
+          </w:p>
+        </w:tc>
+        <w:tc>
+          <w:tcPr>
+            <w:tcW w:w="964" w:type="dxa"/>
+          </w:tcPr>
+          <w:p>
+            <w:pPr>
+              <w:jc w:val="center"/>
+              <w:rPr>
+                <w:rFonts w:ascii="Times New Roman" w:hAnsi="Times New Roman" w:cs="Times New Roman"/>
+                <w:lang w:val="en-US"/>
+              </w:rPr>
+            </w:pPr>
+            <w:r>
+              <w:rPr>
+                <w:rFonts w:ascii="Times New Roman" w:hAnsi="Times New Roman" w:cs="Times New Roman"/>
+                <w:lang w:val="en-US"/>
+              </w:rPr>
+              <w:t>1000</w:t>
+            </w:r>
+          </w:p>
+        </w:tc>
+        <w:tc>
+          <w:tcPr>
+            <w:tcW w:w="793" w:type="dxa"/>
+          </w:tcPr>
+          <w:p>
+            <w:pPr>
+              <w:jc w:val="center"/>
+              <w:rPr>
+                <w:rFonts w:ascii="Times New Roman" w:hAnsi="Times New Roman" w:cs="Times New Roman"/>
+              </w:rPr>
+            </w:pPr>
+          </w:p>
+        </w:tc>
+        <w:tc>
+          <w:tcPr>
+            <w:tcW w:w="862" w:type="dxa"/>
           </w:tcPr>
           <w:p>
             <w:pPr>
@@ -5089,49 +4944,7 @@
       <w:tr>
         <w:tc>
           <w:tcPr>
-            <w:tcW w:w="812" w:type="dxa"/>
-          </w:tcPr>
-          <w:p>
-            <w:pPr>
-              <w:jc w:val="center"/>
-              <w:rPr>
-                <w:rFonts w:ascii="Times New Roman" w:hAnsi="Times New Roman" w:cs="Times New Roman"/>
-                <w:lang w:val="en-US"/>
-              </w:rPr>
-            </w:pPr>
-            <w:r>
-              <w:rPr>
-                <w:rFonts w:ascii="Times New Roman" w:hAnsi="Times New Roman" w:cs="Times New Roman"/>
-                <w:lang w:val="en-US"/>
-              </w:rPr>
-              <w:t>088</w:t>
-            </w:r>
-          </w:p>
-        </w:tc>
-        <w:tc>
-          <w:tcPr>
-            <w:tcW w:w="759" w:type="dxa"/>
-          </w:tcPr>
-          <w:p>
-            <w:pPr>
-              <w:jc w:val="center"/>
-              <w:rPr>
-                <w:rFonts w:ascii="Times New Roman" w:hAnsi="Times New Roman" w:cs="Times New Roman"/>
-                <w:lang w:val="en-US"/>
-              </w:rPr>
-            </w:pPr>
-            <w:r>
-              <w:rPr>
-                <w:rFonts w:ascii="Times New Roman" w:hAnsi="Times New Roman" w:cs="Times New Roman"/>
-                <w:lang w:val="en-US"/>
-              </w:rPr>
-              <w:t>6082</w:t>
-            </w:r>
-          </w:p>
-        </w:tc>
-        <w:tc>
-          <w:tcPr>
-            <w:tcW w:w="608" w:type="dxa"/>
+            <w:tcW w:w="800" w:type="dxa"/>
           </w:tcPr>
           <w:p>
             <w:pPr>
@@ -5152,70 +4965,112 @@
         </w:tc>
         <w:tc>
           <w:tcPr>
-            <w:tcW w:w="759" w:type="dxa"/>
-          </w:tcPr>
-          <w:p>
-            <w:pPr>
-              <w:jc w:val="center"/>
-              <w:rPr>
-                <w:rFonts w:ascii="Times New Roman" w:hAnsi="Times New Roman" w:cs="Times New Roman"/>
-                <w:lang w:val="en-US"/>
-              </w:rPr>
-            </w:pPr>
-            <w:r>
-              <w:rPr>
-                <w:rFonts w:ascii="Times New Roman" w:hAnsi="Times New Roman" w:cs="Times New Roman"/>
-                <w:lang w:val="en-US"/>
-              </w:rPr>
-              <w:t>6082</w:t>
-            </w:r>
-          </w:p>
-        </w:tc>
-        <w:tc>
-          <w:tcPr>
-            <w:tcW w:w="608" w:type="dxa"/>
-          </w:tcPr>
-          <w:p>
-            <w:pPr>
-              <w:jc w:val="center"/>
-              <w:rPr>
-                <w:rFonts w:ascii="Times New Roman" w:hAnsi="Times New Roman" w:cs="Times New Roman"/>
-                <w:lang w:val="en-US"/>
-              </w:rPr>
-            </w:pPr>
-            <w:r>
-              <w:rPr>
-                <w:rFonts w:ascii="Times New Roman" w:hAnsi="Times New Roman" w:cs="Times New Roman"/>
-                <w:lang w:val="en-US"/>
-              </w:rPr>
-              <w:t>082</w:t>
-            </w:r>
-          </w:p>
-        </w:tc>
-        <w:tc>
-          <w:tcPr>
-            <w:tcW w:w="721" w:type="dxa"/>
-          </w:tcPr>
-          <w:p>
-            <w:pPr>
-              <w:jc w:val="center"/>
-              <w:rPr>
-                <w:rFonts w:ascii="Times New Roman" w:hAnsi="Times New Roman" w:cs="Times New Roman"/>
-                <w:lang w:val="en-US"/>
-              </w:rPr>
-            </w:pPr>
-            <w:r>
-              <w:rPr>
-                <w:rFonts w:ascii="Times New Roman" w:hAnsi="Times New Roman" w:cs="Times New Roman"/>
-                <w:lang w:val="en-US"/>
-              </w:rPr>
-              <w:t>308D</w:t>
-            </w:r>
-          </w:p>
-        </w:tc>
-        <w:tc>
-          <w:tcPr>
-            <w:tcW w:w="557" w:type="dxa"/>
+            <w:tcW w:w="749" w:type="dxa"/>
+          </w:tcPr>
+          <w:p>
+            <w:pPr>
+              <w:jc w:val="center"/>
+              <w:rPr>
+                <w:rFonts w:ascii="Times New Roman" w:hAnsi="Times New Roman" w:cs="Times New Roman"/>
+                <w:lang w:val="en-US"/>
+              </w:rPr>
+            </w:pPr>
+            <w:r>
+              <w:rPr>
+                <w:rFonts w:ascii="Times New Roman" w:hAnsi="Times New Roman" w:cs="Times New Roman"/>
+                <w:lang w:val="en-US"/>
+              </w:rPr>
+              <w:t>E08E</w:t>
+            </w:r>
+          </w:p>
+        </w:tc>
+        <w:tc>
+          <w:tcPr>
+            <w:tcW w:w="599" w:type="dxa"/>
+          </w:tcPr>
+          <w:p>
+            <w:pPr>
+              <w:jc w:val="center"/>
+              <w:rPr>
+                <w:rFonts w:ascii="Times New Roman" w:hAnsi="Times New Roman" w:cs="Times New Roman"/>
+                <w:lang w:val="en-US"/>
+              </w:rPr>
+            </w:pPr>
+            <w:r>
+              <w:rPr>
+                <w:rFonts w:ascii="Times New Roman" w:hAnsi="Times New Roman" w:cs="Times New Roman"/>
+                <w:lang w:val="en-US"/>
+              </w:rPr>
+              <w:t>08A</w:t>
+            </w:r>
+          </w:p>
+        </w:tc>
+        <w:tc>
+          <w:tcPr>
+            <w:tcW w:w="748" w:type="dxa"/>
+          </w:tcPr>
+          <w:p>
+            <w:pPr>
+              <w:jc w:val="center"/>
+              <w:rPr>
+                <w:rFonts w:ascii="Times New Roman" w:hAnsi="Times New Roman" w:cs="Times New Roman"/>
+                <w:lang w:val="en-US"/>
+              </w:rPr>
+            </w:pPr>
+            <w:r>
+              <w:rPr>
+                <w:rFonts w:ascii="Times New Roman" w:hAnsi="Times New Roman" w:cs="Times New Roman"/>
+                <w:lang w:val="en-US"/>
+              </w:rPr>
+              <w:t>E08E</w:t>
+            </w:r>
+          </w:p>
+        </w:tc>
+        <w:tc>
+          <w:tcPr>
+            <w:tcW w:w="599" w:type="dxa"/>
+          </w:tcPr>
+          <w:p>
+            <w:pPr>
+              <w:jc w:val="center"/>
+              <w:rPr>
+                <w:rFonts w:ascii="Times New Roman" w:hAnsi="Times New Roman" w:cs="Times New Roman"/>
+                <w:lang w:val="en-US"/>
+              </w:rPr>
+            </w:pPr>
+            <w:r>
+              <w:rPr>
+                <w:rFonts w:ascii="Times New Roman" w:hAnsi="Times New Roman" w:cs="Times New Roman"/>
+                <w:lang w:val="en-US"/>
+              </w:rPr>
+              <w:t>08E</w:t>
+            </w:r>
+          </w:p>
+        </w:tc>
+        <w:tc>
+          <w:tcPr>
+            <w:tcW w:w="710" w:type="dxa"/>
+          </w:tcPr>
+          <w:p>
+            <w:pPr>
+              <w:jc w:val="center"/>
+              <w:rPr>
+                <w:rFonts w:ascii="Times New Roman" w:hAnsi="Times New Roman" w:cs="Times New Roman"/>
+                <w:lang w:val="en-US"/>
+              </w:rPr>
+            </w:pPr>
+            <w:r>
+              <w:rPr>
+                <w:rFonts w:ascii="Times New Roman" w:hAnsi="Times New Roman" w:cs="Times New Roman"/>
+                <w:lang w:val="en-US"/>
+              </w:rPr>
+              <w:t>D173</w:t>
+            </w:r>
+          </w:p>
+        </w:tc>
+        <w:tc>
+          <w:tcPr>
+            <w:tcW w:w="550" w:type="dxa"/>
           </w:tcPr>
           <w:p>
             <w:pPr>
@@ -5236,28 +5091,28 @@
         </w:tc>
         <w:tc>
           <w:tcPr>
-            <w:tcW w:w="721" w:type="dxa"/>
-          </w:tcPr>
-          <w:p>
-            <w:pPr>
-              <w:jc w:val="center"/>
-              <w:rPr>
-                <w:rFonts w:ascii="Times New Roman" w:hAnsi="Times New Roman" w:cs="Times New Roman"/>
-                <w:lang w:val="en-US"/>
-              </w:rPr>
-            </w:pPr>
-            <w:r>
-              <w:rPr>
-                <w:rFonts w:ascii="Times New Roman" w:hAnsi="Times New Roman" w:cs="Times New Roman"/>
-                <w:lang w:val="en-US"/>
-              </w:rPr>
-              <w:t>0088</w:t>
-            </w:r>
-          </w:p>
-        </w:tc>
-        <w:tc>
-          <w:tcPr>
-            <w:tcW w:w="721" w:type="dxa"/>
+            <w:tcW w:w="711" w:type="dxa"/>
+          </w:tcPr>
+          <w:p>
+            <w:pPr>
+              <w:jc w:val="center"/>
+              <w:rPr>
+                <w:rFonts w:ascii="Times New Roman" w:hAnsi="Times New Roman" w:cs="Times New Roman"/>
+                <w:lang w:val="en-US"/>
+              </w:rPr>
+            </w:pPr>
+            <w:r>
+              <w:rPr>
+                <w:rFonts w:ascii="Times New Roman" w:hAnsi="Times New Roman" w:cs="Times New Roman"/>
+                <w:lang w:val="en-US"/>
+              </w:rPr>
+              <w:t>0089</w:t>
+            </w:r>
+          </w:p>
+        </w:tc>
+        <w:tc>
+          <w:tcPr>
+            <w:tcW w:w="710" w:type="dxa"/>
           </w:tcPr>
           <w:p>
             <w:pPr>
@@ -5278,7 +5133,7 @@
         </w:tc>
         <w:tc>
           <w:tcPr>
-            <w:tcW w:w="557" w:type="dxa"/>
+            <w:tcW w:w="550" w:type="dxa"/>
           </w:tcPr>
           <w:p>
             <w:pPr>
@@ -5298,7 +5153,7 @@
         </w:tc>
         <w:tc>
           <w:tcPr>
-            <w:tcW w:w="1252" w:type="dxa"/>
+            <w:tcW w:w="964" w:type="dxa"/>
           </w:tcPr>
           <w:p>
             <w:pPr>
@@ -5319,78 +5174,51 @@
         </w:tc>
         <w:tc>
           <w:tcPr>
-            <w:tcW w:w="394" w:type="dxa"/>
-          </w:tcPr>
-          <w:p>
-            <w:pPr>
-              <w:jc w:val="center"/>
-              <w:rPr>
-                <w:rFonts w:ascii="Times New Roman" w:hAnsi="Times New Roman" w:cs="Times New Roman"/>
-              </w:rPr>
-            </w:pPr>
-          </w:p>
-        </w:tc>
-        <w:tc>
-          <w:tcPr>
-            <w:tcW w:w="876" w:type="dxa"/>
-          </w:tcPr>
-          <w:p>
-            <w:pPr>
-              <w:jc w:val="center"/>
-              <w:rPr>
-                <w:rFonts w:ascii="Times New Roman" w:hAnsi="Times New Roman" w:cs="Times New Roman"/>
-              </w:rPr>
-            </w:pPr>
+            <w:tcW w:w="793" w:type="dxa"/>
+          </w:tcPr>
+          <w:p>
+            <w:pPr>
+              <w:jc w:val="center"/>
+              <w:rPr>
+                <w:rFonts w:ascii="Times New Roman" w:hAnsi="Times New Roman" w:cs="Times New Roman"/>
+                <w:lang w:val="en-US"/>
+              </w:rPr>
+            </w:pPr>
+            <w:r>
+              <w:rPr>
+                <w:rFonts w:ascii="Times New Roman" w:hAnsi="Times New Roman" w:cs="Times New Roman"/>
+                <w:lang w:val="en-US"/>
+              </w:rPr>
+              <w:t>08E</w:t>
+            </w:r>
+          </w:p>
+        </w:tc>
+        <w:tc>
+          <w:tcPr>
+            <w:tcW w:w="862" w:type="dxa"/>
+          </w:tcPr>
+          <w:p>
+            <w:pPr>
+              <w:jc w:val="center"/>
+              <w:rPr>
+                <w:rFonts w:ascii="Times New Roman" w:hAnsi="Times New Roman" w:cs="Times New Roman"/>
+                <w:lang w:val="en-US"/>
+              </w:rPr>
+            </w:pPr>
+            <w:r>
+              <w:rPr>
+                <w:rFonts w:ascii="Times New Roman" w:hAnsi="Times New Roman" w:cs="Times New Roman"/>
+                <w:lang w:val="en-US"/>
+              </w:rPr>
+              <w:t>D173</w:t>
+            </w:r>
           </w:p>
         </w:tc>
       </w:tr>
       <w:tr>
         <w:tc>
           <w:tcPr>
-            <w:tcW w:w="812" w:type="dxa"/>
-          </w:tcPr>
-          <w:p>
-            <w:pPr>
-              <w:jc w:val="center"/>
-              <w:rPr>
-                <w:rFonts w:ascii="Times New Roman" w:hAnsi="Times New Roman" w:cs="Times New Roman"/>
-                <w:lang w:val="en-US"/>
-              </w:rPr>
-            </w:pPr>
-            <w:r>
-              <w:rPr>
-                <w:rFonts w:ascii="Times New Roman" w:hAnsi="Times New Roman" w:cs="Times New Roman"/>
-                <w:lang w:val="en-US"/>
-              </w:rPr>
-              <w:lastRenderedPageBreak/>
-              <w:t>089</w:t>
-            </w:r>
-          </w:p>
-        </w:tc>
-        <w:tc>
-          <w:tcPr>
-            <w:tcW w:w="759" w:type="dxa"/>
-          </w:tcPr>
-          <w:p>
-            <w:pPr>
-              <w:jc w:val="center"/>
-              <w:rPr>
-                <w:rFonts w:ascii="Times New Roman" w:hAnsi="Times New Roman" w:cs="Times New Roman"/>
-                <w:lang w:val="en-US"/>
-              </w:rPr>
-            </w:pPr>
-            <w:r>
-              <w:rPr>
-                <w:rFonts w:ascii="Times New Roman" w:hAnsi="Times New Roman" w:cs="Times New Roman"/>
-                <w:lang w:val="en-US"/>
-              </w:rPr>
-              <w:t>E08E</w:t>
-            </w:r>
-          </w:p>
-        </w:tc>
-        <w:tc>
-          <w:tcPr>
-            <w:tcW w:w="608" w:type="dxa"/>
+            <w:tcW w:w="800" w:type="dxa"/>
           </w:tcPr>
           <w:p>
             <w:pPr>
@@ -5411,49 +5239,154 @@
         </w:tc>
         <w:tc>
           <w:tcPr>
-            <w:tcW w:w="759" w:type="dxa"/>
-          </w:tcPr>
-          <w:p>
-            <w:pPr>
-              <w:jc w:val="center"/>
-              <w:rPr>
-                <w:rFonts w:ascii="Times New Roman" w:hAnsi="Times New Roman" w:cs="Times New Roman"/>
-                <w:lang w:val="en-US"/>
-              </w:rPr>
-            </w:pPr>
-            <w:r>
-              <w:rPr>
-                <w:rFonts w:ascii="Times New Roman" w:hAnsi="Times New Roman" w:cs="Times New Roman"/>
-                <w:lang w:val="en-US"/>
-              </w:rPr>
-              <w:t>E08E</w:t>
-            </w:r>
-          </w:p>
-        </w:tc>
-        <w:tc>
-          <w:tcPr>
-            <w:tcW w:w="608" w:type="dxa"/>
-          </w:tcPr>
-          <w:p>
-            <w:pPr>
-              <w:jc w:val="center"/>
-              <w:rPr>
-                <w:rFonts w:ascii="Times New Roman" w:hAnsi="Times New Roman" w:cs="Times New Roman"/>
-                <w:lang w:val="en-US"/>
-              </w:rPr>
-            </w:pPr>
-            <w:r>
-              <w:rPr>
-                <w:rFonts w:ascii="Times New Roman" w:hAnsi="Times New Roman" w:cs="Times New Roman"/>
-                <w:lang w:val="en-US"/>
-              </w:rPr>
-              <w:t>08E</w:t>
-            </w:r>
-          </w:p>
-        </w:tc>
-        <w:tc>
-          <w:tcPr>
-            <w:tcW w:w="721" w:type="dxa"/>
+            <w:tcW w:w="749" w:type="dxa"/>
+          </w:tcPr>
+          <w:p>
+            <w:pPr>
+              <w:jc w:val="center"/>
+              <w:rPr>
+                <w:rFonts w:ascii="Times New Roman" w:hAnsi="Times New Roman" w:cs="Times New Roman"/>
+                <w:lang w:val="en-US"/>
+              </w:rPr>
+            </w:pPr>
+            <w:r>
+              <w:rPr>
+                <w:rFonts w:ascii="Times New Roman" w:hAnsi="Times New Roman" w:cs="Times New Roman"/>
+                <w:lang w:val="en-US"/>
+              </w:rPr>
+              <w:t>0100</w:t>
+            </w:r>
+          </w:p>
+        </w:tc>
+        <w:tc>
+          <w:tcPr>
+            <w:tcW w:w="599" w:type="dxa"/>
+          </w:tcPr>
+          <w:p>
+            <w:pPr>
+              <w:jc w:val="center"/>
+              <w:rPr>
+                <w:rFonts w:ascii="Times New Roman" w:hAnsi="Times New Roman" w:cs="Times New Roman"/>
+                <w:lang w:val="en-US"/>
+              </w:rPr>
+            </w:pPr>
+            <w:r>
+              <w:rPr>
+                <w:rFonts w:ascii="Times New Roman" w:hAnsi="Times New Roman" w:cs="Times New Roman"/>
+                <w:lang w:val="en-US"/>
+              </w:rPr>
+              <w:t>08B</w:t>
+            </w:r>
+          </w:p>
+        </w:tc>
+        <w:tc>
+          <w:tcPr>
+            <w:tcW w:w="748" w:type="dxa"/>
+          </w:tcPr>
+          <w:p>
+            <w:pPr>
+              <w:jc w:val="center"/>
+              <w:rPr>
+                <w:rFonts w:ascii="Times New Roman" w:hAnsi="Times New Roman" w:cs="Times New Roman"/>
+                <w:lang w:val="en-US"/>
+              </w:rPr>
+            </w:pPr>
+            <w:r>
+              <w:rPr>
+                <w:rFonts w:ascii="Times New Roman" w:hAnsi="Times New Roman" w:cs="Times New Roman"/>
+                <w:lang w:val="en-US"/>
+              </w:rPr>
+              <w:t>0100</w:t>
+            </w:r>
+          </w:p>
+        </w:tc>
+        <w:tc>
+          <w:tcPr>
+            <w:tcW w:w="599" w:type="dxa"/>
+          </w:tcPr>
+          <w:p>
+            <w:pPr>
+              <w:jc w:val="center"/>
+              <w:rPr>
+                <w:rFonts w:ascii="Times New Roman" w:hAnsi="Times New Roman" w:cs="Times New Roman"/>
+                <w:lang w:val="en-US"/>
+              </w:rPr>
+            </w:pPr>
+            <w:r>
+              <w:rPr>
+                <w:rFonts w:ascii="Times New Roman" w:hAnsi="Times New Roman" w:cs="Times New Roman"/>
+                <w:lang w:val="en-US"/>
+              </w:rPr>
+              <w:t>08A</w:t>
+            </w:r>
+          </w:p>
+        </w:tc>
+        <w:tc>
+          <w:tcPr>
+            <w:tcW w:w="710" w:type="dxa"/>
+          </w:tcPr>
+          <w:p>
+            <w:pPr>
+              <w:jc w:val="center"/>
+              <w:rPr>
+                <w:rFonts w:ascii="Times New Roman" w:hAnsi="Times New Roman" w:cs="Times New Roman"/>
+                <w:lang w:val="en-US"/>
+              </w:rPr>
+            </w:pPr>
+            <w:r>
+              <w:rPr>
+                <w:rFonts w:ascii="Times New Roman" w:hAnsi="Times New Roman" w:cs="Times New Roman"/>
+                <w:lang w:val="en-US"/>
+              </w:rPr>
+              <w:t>0100</w:t>
+            </w:r>
+          </w:p>
+        </w:tc>
+        <w:tc>
+          <w:tcPr>
+            <w:tcW w:w="550" w:type="dxa"/>
+          </w:tcPr>
+          <w:p>
+            <w:pPr>
+              <w:jc w:val="center"/>
+              <w:rPr>
+                <w:rFonts w:ascii="Times New Roman" w:hAnsi="Times New Roman" w:cs="Times New Roman"/>
+                <w:lang w:val="en-US"/>
+              </w:rPr>
+            </w:pPr>
+            <w:r>
+              <w:rPr>
+                <w:rFonts w:ascii="Times New Roman" w:hAnsi="Times New Roman" w:cs="Times New Roman"/>
+                <w:lang w:val="en-US"/>
+              </w:rPr>
+              <w:t>000</w:t>
+            </w:r>
+          </w:p>
+        </w:tc>
+        <w:tc>
+          <w:tcPr>
+            <w:tcW w:w="711" w:type="dxa"/>
+          </w:tcPr>
+          <w:p>
+            <w:pPr>
+              <w:jc w:val="center"/>
+              <w:rPr>
+                <w:rFonts w:ascii="Times New Roman" w:hAnsi="Times New Roman" w:cs="Times New Roman"/>
+                <w:lang w:val="en-US"/>
+              </w:rPr>
+            </w:pPr>
+            <w:r>
+              <w:rPr>
+                <w:rFonts w:ascii="Times New Roman" w:hAnsi="Times New Roman" w:cs="Times New Roman"/>
+                <w:lang w:val="en-US"/>
+              </w:rPr>
+              <w:t>008A</w:t>
+            </w:r>
+          </w:p>
+        </w:tc>
+        <w:tc>
+          <w:tcPr>
+            <w:tcW w:w="710" w:type="dxa"/>
           </w:tcPr>
           <w:p>
             <w:pPr>
@@ -5474,70 +5407,7 @@
         </w:tc>
         <w:tc>
           <w:tcPr>
-            <w:tcW w:w="557" w:type="dxa"/>
-          </w:tcPr>
-          <w:p>
-            <w:pPr>
-              <w:jc w:val="center"/>
-              <w:rPr>
-                <w:rFonts w:ascii="Times New Roman" w:hAnsi="Times New Roman" w:cs="Times New Roman"/>
-                <w:lang w:val="en-US"/>
-              </w:rPr>
-            </w:pPr>
-            <w:r>
-              <w:rPr>
-                <w:rFonts w:ascii="Times New Roman" w:hAnsi="Times New Roman" w:cs="Times New Roman"/>
-                <w:lang w:val="en-US"/>
-              </w:rPr>
-              <w:t>000</w:t>
-            </w:r>
-          </w:p>
-        </w:tc>
-        <w:tc>
-          <w:tcPr>
-            <w:tcW w:w="721" w:type="dxa"/>
-          </w:tcPr>
-          <w:p>
-            <w:pPr>
-              <w:jc w:val="center"/>
-              <w:rPr>
-                <w:rFonts w:ascii="Times New Roman" w:hAnsi="Times New Roman" w:cs="Times New Roman"/>
-                <w:lang w:val="en-US"/>
-              </w:rPr>
-            </w:pPr>
-            <w:r>
-              <w:rPr>
-                <w:rFonts w:ascii="Times New Roman" w:hAnsi="Times New Roman" w:cs="Times New Roman"/>
-                <w:lang w:val="en-US"/>
-              </w:rPr>
-              <w:t>0089</w:t>
-            </w:r>
-          </w:p>
-        </w:tc>
-        <w:tc>
-          <w:tcPr>
-            <w:tcW w:w="721" w:type="dxa"/>
-          </w:tcPr>
-          <w:p>
-            <w:pPr>
-              <w:jc w:val="center"/>
-              <w:rPr>
-                <w:rFonts w:ascii="Times New Roman" w:hAnsi="Times New Roman" w:cs="Times New Roman"/>
-                <w:lang w:val="en-US"/>
-              </w:rPr>
-            </w:pPr>
-            <w:r>
-              <w:rPr>
-                <w:rFonts w:ascii="Times New Roman" w:hAnsi="Times New Roman" w:cs="Times New Roman"/>
-                <w:lang w:val="en-US"/>
-              </w:rPr>
-              <w:t>D173</w:t>
-            </w:r>
-          </w:p>
-        </w:tc>
-        <w:tc>
-          <w:tcPr>
-            <w:tcW w:w="557" w:type="dxa"/>
+            <w:tcW w:w="550" w:type="dxa"/>
           </w:tcPr>
           <w:p>
             <w:pPr>
@@ -5557,7 +5427,7 @@
         </w:tc>
         <w:tc>
           <w:tcPr>
-            <w:tcW w:w="1252" w:type="dxa"/>
+            <w:tcW w:w="964" w:type="dxa"/>
           </w:tcPr>
           <w:p>
             <w:pPr>
@@ -5578,294 +5448,20 @@
         </w:tc>
         <w:tc>
           <w:tcPr>
-            <w:tcW w:w="394" w:type="dxa"/>
-          </w:tcPr>
-          <w:p>
-            <w:pPr>
-              <w:jc w:val="center"/>
-              <w:rPr>
-                <w:rFonts w:ascii="Times New Roman" w:hAnsi="Times New Roman" w:cs="Times New Roman"/>
-                <w:lang w:val="en-US"/>
-              </w:rPr>
-            </w:pPr>
-            <w:r>
-              <w:rPr>
-                <w:rFonts w:ascii="Times New Roman" w:hAnsi="Times New Roman" w:cs="Times New Roman"/>
-                <w:lang w:val="en-US"/>
-              </w:rPr>
-              <w:t>08E</w:t>
-            </w:r>
-          </w:p>
-        </w:tc>
-        <w:tc>
-          <w:tcPr>
-            <w:tcW w:w="876" w:type="dxa"/>
-          </w:tcPr>
-          <w:p>
-            <w:pPr>
-              <w:jc w:val="center"/>
-              <w:rPr>
-                <w:rFonts w:ascii="Times New Roman" w:hAnsi="Times New Roman" w:cs="Times New Roman"/>
-                <w:lang w:val="en-US"/>
-              </w:rPr>
-            </w:pPr>
-            <w:r>
-              <w:rPr>
-                <w:rFonts w:ascii="Times New Roman" w:hAnsi="Times New Roman" w:cs="Times New Roman"/>
-                <w:lang w:val="en-US"/>
-              </w:rPr>
-              <w:t>D173</w:t>
-            </w:r>
-          </w:p>
-        </w:tc>
-      </w:tr>
-      <w:tr>
-        <w:tc>
-          <w:tcPr>
-            <w:tcW w:w="812" w:type="dxa"/>
-          </w:tcPr>
-          <w:p>
-            <w:pPr>
-              <w:jc w:val="center"/>
-              <w:rPr>
-                <w:rFonts w:ascii="Times New Roman" w:hAnsi="Times New Roman" w:cs="Times New Roman"/>
-                <w:lang w:val="en-US"/>
-              </w:rPr>
-            </w:pPr>
-            <w:r>
-              <w:rPr>
-                <w:rFonts w:ascii="Times New Roman" w:hAnsi="Times New Roman" w:cs="Times New Roman"/>
-                <w:lang w:val="en-US"/>
-              </w:rPr>
-              <w:t>08A</w:t>
-            </w:r>
-          </w:p>
-        </w:tc>
-        <w:tc>
-          <w:tcPr>
-            <w:tcW w:w="759" w:type="dxa"/>
-          </w:tcPr>
-          <w:p>
-            <w:pPr>
-              <w:jc w:val="center"/>
-              <w:rPr>
-                <w:rFonts w:ascii="Times New Roman" w:hAnsi="Times New Roman" w:cs="Times New Roman"/>
-                <w:lang w:val="en-US"/>
-              </w:rPr>
-            </w:pPr>
-            <w:r>
-              <w:rPr>
-                <w:rFonts w:ascii="Times New Roman" w:hAnsi="Times New Roman" w:cs="Times New Roman"/>
-                <w:lang w:val="en-US"/>
-              </w:rPr>
-              <w:t>0100</w:t>
-            </w:r>
-          </w:p>
-        </w:tc>
-        <w:tc>
-          <w:tcPr>
-            <w:tcW w:w="608" w:type="dxa"/>
-          </w:tcPr>
-          <w:p>
-            <w:pPr>
-              <w:jc w:val="center"/>
-              <w:rPr>
-                <w:rFonts w:ascii="Times New Roman" w:hAnsi="Times New Roman" w:cs="Times New Roman"/>
-                <w:lang w:val="en-US"/>
-              </w:rPr>
-            </w:pPr>
-            <w:r>
-              <w:rPr>
-                <w:rFonts w:ascii="Times New Roman" w:hAnsi="Times New Roman" w:cs="Times New Roman"/>
-                <w:lang w:val="en-US"/>
-              </w:rPr>
-              <w:t>08B</w:t>
-            </w:r>
-          </w:p>
-        </w:tc>
-        <w:tc>
-          <w:tcPr>
-            <w:tcW w:w="759" w:type="dxa"/>
-          </w:tcPr>
-          <w:p>
-            <w:pPr>
-              <w:jc w:val="center"/>
-              <w:rPr>
-                <w:rFonts w:ascii="Times New Roman" w:hAnsi="Times New Roman" w:cs="Times New Roman"/>
-                <w:lang w:val="en-US"/>
-              </w:rPr>
-            </w:pPr>
-            <w:r>
-              <w:rPr>
-                <w:rFonts w:ascii="Times New Roman" w:hAnsi="Times New Roman" w:cs="Times New Roman"/>
-                <w:lang w:val="en-US"/>
-              </w:rPr>
-              <w:t>0100</w:t>
-            </w:r>
-          </w:p>
-        </w:tc>
-        <w:tc>
-          <w:tcPr>
-            <w:tcW w:w="608" w:type="dxa"/>
-          </w:tcPr>
-          <w:p>
-            <w:pPr>
-              <w:jc w:val="center"/>
-              <w:rPr>
-                <w:rFonts w:ascii="Times New Roman" w:hAnsi="Times New Roman" w:cs="Times New Roman"/>
-                <w:lang w:val="en-US"/>
-              </w:rPr>
-            </w:pPr>
-            <w:r>
-              <w:rPr>
-                <w:rFonts w:ascii="Times New Roman" w:hAnsi="Times New Roman" w:cs="Times New Roman"/>
-                <w:lang w:val="en-US"/>
-              </w:rPr>
-              <w:t>08A</w:t>
-            </w:r>
-          </w:p>
-        </w:tc>
-        <w:tc>
-          <w:tcPr>
-            <w:tcW w:w="721" w:type="dxa"/>
-          </w:tcPr>
-          <w:p>
-            <w:pPr>
-              <w:jc w:val="center"/>
-              <w:rPr>
-                <w:rFonts w:ascii="Times New Roman" w:hAnsi="Times New Roman" w:cs="Times New Roman"/>
-                <w:lang w:val="en-US"/>
-              </w:rPr>
-            </w:pPr>
-            <w:r>
-              <w:rPr>
-                <w:rFonts w:ascii="Times New Roman" w:hAnsi="Times New Roman" w:cs="Times New Roman"/>
-                <w:lang w:val="en-US"/>
-              </w:rPr>
-              <w:t>0100</w:t>
-            </w:r>
-          </w:p>
-        </w:tc>
-        <w:tc>
-          <w:tcPr>
-            <w:tcW w:w="557" w:type="dxa"/>
-          </w:tcPr>
-          <w:p>
-            <w:pPr>
-              <w:jc w:val="center"/>
-              <w:rPr>
-                <w:rFonts w:ascii="Times New Roman" w:hAnsi="Times New Roman" w:cs="Times New Roman"/>
-                <w:lang w:val="en-US"/>
-              </w:rPr>
-            </w:pPr>
-            <w:r>
-              <w:rPr>
-                <w:rFonts w:ascii="Times New Roman" w:hAnsi="Times New Roman" w:cs="Times New Roman"/>
-                <w:lang w:val="en-US"/>
-              </w:rPr>
-              <w:t>000</w:t>
-            </w:r>
-          </w:p>
-        </w:tc>
-        <w:tc>
-          <w:tcPr>
-            <w:tcW w:w="721" w:type="dxa"/>
-          </w:tcPr>
-          <w:p>
-            <w:pPr>
-              <w:jc w:val="center"/>
-              <w:rPr>
-                <w:rFonts w:ascii="Times New Roman" w:hAnsi="Times New Roman" w:cs="Times New Roman"/>
-                <w:lang w:val="en-US"/>
-              </w:rPr>
-            </w:pPr>
-            <w:r>
-              <w:rPr>
-                <w:rFonts w:ascii="Times New Roman" w:hAnsi="Times New Roman" w:cs="Times New Roman"/>
-                <w:lang w:val="en-US"/>
-              </w:rPr>
-              <w:t>008A</w:t>
-            </w:r>
-          </w:p>
-        </w:tc>
-        <w:tc>
-          <w:tcPr>
-            <w:tcW w:w="721" w:type="dxa"/>
-          </w:tcPr>
-          <w:p>
-            <w:pPr>
-              <w:jc w:val="center"/>
-              <w:rPr>
-                <w:rFonts w:ascii="Times New Roman" w:hAnsi="Times New Roman" w:cs="Times New Roman"/>
-                <w:lang w:val="en-US"/>
-              </w:rPr>
-            </w:pPr>
-            <w:r>
-              <w:rPr>
-                <w:rFonts w:ascii="Times New Roman" w:hAnsi="Times New Roman" w:cs="Times New Roman"/>
-                <w:lang w:val="en-US"/>
-              </w:rPr>
-              <w:t>D173</w:t>
-            </w:r>
-          </w:p>
-        </w:tc>
-        <w:tc>
-          <w:tcPr>
-            <w:tcW w:w="557" w:type="dxa"/>
-          </w:tcPr>
-          <w:p>
-            <w:pPr>
-              <w:rPr>
-                <w:rFonts w:ascii="Times New Roman" w:hAnsi="Times New Roman" w:cs="Times New Roman"/>
-                <w:lang w:val="en-US"/>
-              </w:rPr>
-            </w:pPr>
-            <w:r>
-              <w:rPr>
-                <w:rFonts w:ascii="Times New Roman" w:hAnsi="Times New Roman" w:cs="Times New Roman"/>
-                <w:lang w:val="en-US"/>
-              </w:rPr>
-              <w:t>008</w:t>
-            </w:r>
-          </w:p>
-        </w:tc>
-        <w:tc>
-          <w:tcPr>
-            <w:tcW w:w="1252" w:type="dxa"/>
-          </w:tcPr>
-          <w:p>
-            <w:pPr>
-              <w:jc w:val="center"/>
-              <w:rPr>
-                <w:rFonts w:ascii="Times New Roman" w:hAnsi="Times New Roman" w:cs="Times New Roman"/>
-                <w:lang w:val="en-US"/>
-              </w:rPr>
-            </w:pPr>
-            <w:r>
-              <w:rPr>
-                <w:rFonts w:ascii="Times New Roman" w:hAnsi="Times New Roman" w:cs="Times New Roman"/>
-                <w:lang w:val="en-US"/>
-              </w:rPr>
-              <w:t>1000</w:t>
-            </w:r>
-          </w:p>
-        </w:tc>
-        <w:tc>
-          <w:tcPr>
-            <w:tcW w:w="394" w:type="dxa"/>
-          </w:tcPr>
-          <w:p>
-            <w:pPr>
-              <w:jc w:val="center"/>
-              <w:rPr>
-                <w:rFonts w:ascii="Times New Roman" w:hAnsi="Times New Roman" w:cs="Times New Roman"/>
-              </w:rPr>
-            </w:pPr>
-          </w:p>
-        </w:tc>
-        <w:tc>
-          <w:tcPr>
-            <w:tcW w:w="876" w:type="dxa"/>
+            <w:tcW w:w="793" w:type="dxa"/>
+          </w:tcPr>
+          <w:p>
+            <w:pPr>
+              <w:jc w:val="center"/>
+              <w:rPr>
+                <w:rFonts w:ascii="Times New Roman" w:hAnsi="Times New Roman" w:cs="Times New Roman"/>
+              </w:rPr>
+            </w:pPr>
+          </w:p>
+        </w:tc>
+        <w:tc>
+          <w:tcPr>
+            <w:tcW w:w="862" w:type="dxa"/>
           </w:tcPr>
           <w:p>
             <w:pPr>
@@ -5894,16 +5490,6 @@
           <w:rFonts w:ascii="Times New Roman" w:hAnsi="Times New Roman" w:cs="Times New Roman"/>
           <w:sz w:val="24"/>
           <w:szCs w:val="24"/>
-          <w:lang w:val="en-US"/>
-        </w:rPr>
-      </w:pPr>
-    </w:p>
-    <w:p>
-      <w:pPr>
-        <w:rPr>
-          <w:rFonts w:ascii="Times New Roman" w:hAnsi="Times New Roman" w:cs="Times New Roman"/>
-          <w:sz w:val="24"/>
-          <w:szCs w:val="24"/>
         </w:rPr>
       </w:pPr>
       <w:r>
@@ -5912,32 +5498,16 @@
           <w:sz w:val="24"/>
           <w:szCs w:val="24"/>
         </w:rPr>
-        <w:t>Оптимизированная программа</w:t>
+        <w:lastRenderedPageBreak/>
+        <w:t>Оптимизированная программа для случайных значений:</w:t>
       </w:r>
-      <w:r>
-        <w:rPr>
-          <w:rFonts w:ascii="Times New Roman" w:hAnsi="Times New Roman" w:cs="Times New Roman"/>
-          <w:sz w:val="24"/>
-          <w:szCs w:val="24"/>
-        </w:rPr>
-        <w:t xml:space="preserve"> для случайных значений</w:t>
-      </w:r>
-      <w:r>
-        <w:rPr>
-          <w:rFonts w:ascii="Times New Roman" w:hAnsi="Times New Roman" w:cs="Times New Roman"/>
-          <w:sz w:val="24"/>
-          <w:szCs w:val="24"/>
-        </w:rPr>
-        <w:t>:</w:t>
-      </w:r>
-    </w:p>
-    <w:p>
-      <w:pPr>
-        <w:rPr>
-          <w:rFonts w:ascii="Times New Roman" w:hAnsi="Times New Roman" w:cs="Times New Roman"/>
-          <w:sz w:val="24"/>
-          <w:szCs w:val="24"/>
-          <w:lang w:val="en-US"/>
+    </w:p>
+    <w:p>
+      <w:pPr>
+        <w:rPr>
+          <w:rFonts w:ascii="Times New Roman" w:hAnsi="Times New Roman" w:cs="Times New Roman"/>
+          <w:sz w:val="24"/>
+          <w:szCs w:val="24"/>
         </w:rPr>
       </w:pPr>
       <w:r>
@@ -5953,38 +5523,43 @@
           <w:rFonts w:ascii="Times New Roman" w:hAnsi="Times New Roman" w:cs="Times New Roman"/>
           <w:sz w:val="24"/>
           <w:szCs w:val="24"/>
+        </w:rPr>
+        <w:t xml:space="preserve"> </w:t>
+      </w:r>
+      <w:r>
+        <w:rPr>
+          <w:rFonts w:ascii="Times New Roman" w:hAnsi="Times New Roman" w:cs="Times New Roman"/>
+          <w:sz w:val="24"/>
+          <w:szCs w:val="24"/>
           <w:lang w:val="en-US"/>
         </w:rPr>
-        <w:t xml:space="preserve"> R = A – (B | C)</w:t>
+        <w:t>R</w:t>
       </w:r>
-    </w:p>
-    <w:p>
-      <w:pPr>
+      <w:r>
+        <w:rPr>
+          <w:rFonts w:ascii="Times New Roman" w:hAnsi="Times New Roman" w:cs="Times New Roman"/>
+          <w:sz w:val="24"/>
+          <w:szCs w:val="24"/>
+        </w:rPr>
+        <w:t xml:space="preserve"> = </w:t>
+      </w:r>
+      <w:r>
         <w:rPr>
           <w:rFonts w:ascii="Times New Roman" w:hAnsi="Times New Roman" w:cs="Times New Roman"/>
           <w:sz w:val="24"/>
           <w:szCs w:val="24"/>
           <w:lang w:val="en-US"/>
         </w:rPr>
-      </w:pPr>
+        <w:t>A</w:t>
+      </w:r>
       <w:r>
         <w:rPr>
           <w:rFonts w:ascii="Times New Roman" w:hAnsi="Times New Roman" w:cs="Times New Roman"/>
           <w:sz w:val="24"/>
           <w:szCs w:val="24"/>
-          <w:lang w:val="en-US"/>
-        </w:rPr>
-        <w:t>A = 08B</w:t>
+        </w:rPr>
+        <w:t xml:space="preserve"> – (</w:t>
       </w:r>
-    </w:p>
-    <w:p>
-      <w:pPr>
-        <w:rPr>
-          <w:rFonts w:ascii="Times New Roman" w:hAnsi="Times New Roman" w:cs="Times New Roman"/>
-          <w:sz w:val="24"/>
-          <w:szCs w:val="24"/>
-        </w:rPr>
-      </w:pPr>
       <w:r>
         <w:rPr>
           <w:rFonts w:ascii="Times New Roman" w:hAnsi="Times New Roman" w:cs="Times New Roman"/>
@@ -6000,6 +5575,49 @@
           <w:sz w:val="24"/>
           <w:szCs w:val="24"/>
         </w:rPr>
+        <w:t xml:space="preserve"> | </w:t>
+      </w:r>
+      <w:r>
+        <w:rPr>
+          <w:rFonts w:ascii="Times New Roman" w:hAnsi="Times New Roman" w:cs="Times New Roman"/>
+          <w:sz w:val="24"/>
+          <w:szCs w:val="24"/>
+          <w:lang w:val="en-US"/>
+        </w:rPr>
+        <w:t>C</w:t>
+      </w:r>
+      <w:r>
+        <w:rPr>
+          <w:rFonts w:ascii="Times New Roman" w:hAnsi="Times New Roman" w:cs="Times New Roman"/>
+          <w:sz w:val="24"/>
+          <w:szCs w:val="24"/>
+        </w:rPr>
+        <w:t>)</w:t>
+      </w:r>
+    </w:p>
+    <w:p>
+      <w:pPr>
+        <w:rPr>
+          <w:rFonts w:ascii="Times New Roman" w:hAnsi="Times New Roman" w:cs="Times New Roman"/>
+          <w:sz w:val="24"/>
+          <w:szCs w:val="24"/>
+        </w:rPr>
+      </w:pPr>
+      <w:r>
+        <w:rPr>
+          <w:rFonts w:ascii="Times New Roman" w:hAnsi="Times New Roman" w:cs="Times New Roman"/>
+          <w:sz w:val="24"/>
+          <w:szCs w:val="24"/>
+          <w:lang w:val="en-US"/>
+        </w:rPr>
+        <w:t>A</w:t>
+      </w:r>
+      <w:r>
+        <w:rPr>
+          <w:rFonts w:ascii="Times New Roman" w:hAnsi="Times New Roman" w:cs="Times New Roman"/>
+          <w:sz w:val="24"/>
+          <w:szCs w:val="24"/>
+        </w:rPr>
         <w:t xml:space="preserve"> = 08</w:t>
       </w:r>
       <w:r>
@@ -6009,6 +5627,41 @@
           <w:szCs w:val="24"/>
           <w:lang w:val="en-US"/>
         </w:rPr>
+        <w:t>B</w:t>
+      </w:r>
+    </w:p>
+    <w:p>
+      <w:pPr>
+        <w:rPr>
+          <w:rFonts w:ascii="Times New Roman" w:hAnsi="Times New Roman" w:cs="Times New Roman"/>
+          <w:sz w:val="24"/>
+          <w:szCs w:val="24"/>
+        </w:rPr>
+      </w:pPr>
+      <w:r>
+        <w:rPr>
+          <w:rFonts w:ascii="Times New Roman" w:hAnsi="Times New Roman" w:cs="Times New Roman"/>
+          <w:sz w:val="24"/>
+          <w:szCs w:val="24"/>
+          <w:lang w:val="en-US"/>
+        </w:rPr>
+        <w:t>B</w:t>
+      </w:r>
+      <w:r>
+        <w:rPr>
+          <w:rFonts w:ascii="Times New Roman" w:hAnsi="Times New Roman" w:cs="Times New Roman"/>
+          <w:sz w:val="24"/>
+          <w:szCs w:val="24"/>
+        </w:rPr>
+        <w:t xml:space="preserve"> = 08</w:t>
+      </w:r>
+      <w:r>
+        <w:rPr>
+          <w:rFonts w:ascii="Times New Roman" w:hAnsi="Times New Roman" w:cs="Times New Roman"/>
+          <w:sz w:val="24"/>
+          <w:szCs w:val="24"/>
+          <w:lang w:val="en-US"/>
+        </w:rPr>
         <w:t>D</w:t>
       </w:r>
     </w:p>
@@ -6037,6 +5690,15 @@
         </w:rPr>
         <w:t xml:space="preserve"> = 08С</w:t>
       </w:r>
+    </w:p>
+    <w:p>
+      <w:pPr>
+        <w:rPr>
+          <w:rFonts w:ascii="Times New Roman" w:hAnsi="Times New Roman" w:cs="Times New Roman"/>
+          <w:sz w:val="24"/>
+          <w:szCs w:val="24"/>
+        </w:rPr>
+      </w:pPr>
     </w:p>
     <w:p>
       <w:pPr>
@@ -7288,7 +6950,6 @@
         <w:rPr>
           <w:rFonts w:ascii="Times New Roman" w:hAnsi="Times New Roman" w:cs="Times New Roman"/>
         </w:rPr>
-        <w:lastRenderedPageBreak/>
         <w:t>Заключение</w:t>
       </w:r>
       <w:bookmarkEnd w:id="2"/>
